--- a/recommendation_report.docx
+++ b/recommendation_report.docx
@@ -10,19 +10,7 @@
         <w:rPr>
           <w:color w:val="1F4E78"/>
         </w:rPr>
-        <w:t>Email and Text Marketing System Recommendation</w:t>
-      </w:r>
-    </w:p>
-    <w:p>
-      <w:pPr>
-        <w:jc w:val="center"/>
-      </w:pPr>
-      <w:r>
-        <w:rPr>
-          <w:color w:val="2E75B6"/>
-          <w:sz w:val="26"/>
-        </w:rPr>
-        <w:t>For All Clean Property Services</w:t>
+        <w:t>Email and Text Marketing System Recommendation for All Clean Property Services</w:t>
       </w:r>
     </w:p>
     <w:p>
@@ -34,7 +22,7 @@
           <w:i/>
           <w:sz w:val="20"/>
         </w:rPr>
-        <w:t>Author: CTO  |  April 17, 2026</w:t>
+        <w:t>Author: CMO  |  April 17, 2026</w:t>
       </w:r>
     </w:p>
     <w:p/>
@@ -51,7 +39,16 @@
     </w:p>
     <w:p>
       <w:r>
-        <w:t>All Clean Property Services currently faces a significant challenge in client retargeting, relying on an inefficient phone call system with a mere 20% answer rate. This report evaluates the strategic decision between developing an in-house email and text marketing system versus outsourcing to existing SaaS platforms to improve client re-engagement and drive recurring revenue. Our analysis indicates that while an in-house solution offers complete control, it comes with substantial upfront development costs and ongoing maintenance. Conversely, outsourced platforms provide a rapid, feature-rich, and cost-effective alternative. Based on a comprehensive comparison of features, costs, time-to-market, and scalability, we recommend outsourcing to a combination of specialized email and text marketing SaaS platforms. This approach offers a significantly lower Total Cost of Ownership (TCO) over three years, faster implementation, and allows All Clean Property Services to leverage industry-leading tools without diverting valuable development resources from its core business.</w:t>
+        <w:t xml:space="preserve">All Clean Property Services currently faces a significant challenge in client retargeting, relying on an inefficient phone call system with a mere 20% answer rate. This report evaluates the strategic decision between developing an in-house email and text marketing system versus outsourcing to existing SaaS platforms to improve client re-engagement and drive recurring revenue. Our analysis indicates that while an in-house solution offers complete control and slightly lower direct cash costs, it comes with a massive opportunity cost in the owner's development time. Conversely, outsourced platforms provide a rapid, feature-rich, and economically superior alternative. Based on a comprehensive comparison of features, costs, time-to-market, and scalability, </w:t>
+      </w:r>
+      <w:r>
+        <w:rPr>
+          <w:b/>
+        </w:rPr>
+        <w:t>we recommend outsourcing to a combination of specialized email and text marketing SaaS platforms.</w:t>
+      </w:r>
+      <w:r>
+        <w:t xml:space="preserve"> This approach offers a significantly lower economic Total Cost of Ownership (TCO) over three years, faster implementation, and allows the owner to leverage industry-leading tools without diverting valuable development resources from core business growth.</w:t>
       </w:r>
     </w:p>
     <w:p>
@@ -119,69 +116,203 @@
       </w:r>
     </w:p>
     <w:p>
+      <w:r/>
       <w:r>
-        <w:t>Key Features: These platforms typically include intuitive drag-and-drop email builders, advanced automation workflows (e.g., drip campaigns, follow-ups), robust analytics and reporting, contact segmentation capabilities, and often CRM integration.</w:t>
+        <w:rPr>
+          <w:b/>
+        </w:rPr>
+        <w:t>Key Features:</w:t>
+      </w:r>
+      <w:r>
+        <w:t xml:space="preserve"> These platforms typically include intuitive drag-and-drop email builders, advanced automation workflows (e.g., drip campaigns, follow-ups), robust analytics and reporting, contact segmentation capabilities, and often CRM integration.</w:t>
       </w:r>
     </w:p>
     <w:p>
+      <w:r/>
       <w:r>
-        <w:t>General Pricing Models: Most platforms operate on a tier-based subscription model, with costs varying based on the number of contacts, emails sent per month, and advanced features.</w:t>
+        <w:rPr>
+          <w:b/>
+        </w:rPr>
+        <w:t>Examples:</w:t>
+      </w:r>
+      <w:r>
+        <w:br/>
+        <w:t xml:space="preserve">*   </w:t>
+      </w:r>
+      <w:r>
+        <w:rPr>
+          <w:b/>
+        </w:rPr>
+        <w:t>Mailchimp:</w:t>
+      </w:r>
+      <w:r>
+        <w:t xml:space="preserve"> Known for its user-friendly interface and extensive template library, suitable for beginners and growing businesses. Offers free tiers for limited contacts.</w:t>
+        <w:br/>
+        <w:t xml:space="preserve">*   </w:t>
+      </w:r>
+      <w:r>
+        <w:rPr>
+          <w:b/>
+        </w:rPr>
+        <w:t>Brevo (formerly Sendinblue):</w:t>
+      </w:r>
+      <w:r>
+        <w:t xml:space="preserve"> Combines email, SMS, chat, and CRM functionalities. Offers strong automation and transactional email capabilities.</w:t>
+        <w:br/>
+        <w:t xml:space="preserve">*   </w:t>
+      </w:r>
+      <w:r>
+        <w:rPr>
+          <w:b/>
+        </w:rPr>
+        <w:t>Constant Contact:</w:t>
+      </w:r>
+      <w:r>
+        <w:t xml:space="preserve"> Focuses on small businesses with easy-to-use tools for email creation, event marketing, and social media integration.</w:t>
+        <w:br/>
+        <w:t xml:space="preserve">*   </w:t>
+      </w:r>
+      <w:r>
+        <w:rPr>
+          <w:b/>
+        </w:rPr>
+        <w:t>HubSpot:</w:t>
+      </w:r>
+      <w:r>
+        <w:t xml:space="preserve"> A comprehensive inbound marketing platform that includes powerful email marketing tools, CRM, sales, and service features, ideal for businesses looking for an all-in-one solution.</w:t>
+        <w:br/>
+        <w:t xml:space="preserve">*   </w:t>
+      </w:r>
+      <w:r>
+        <w:rPr>
+          <w:b/>
+        </w:rPr>
+        <w:t>Omnisend:</w:t>
+      </w:r>
+      <w:r>
+        <w:t xml:space="preserve"> E-commerce focused, offering advanced segmentation and automation for email and SMS.</w:t>
       </w:r>
     </w:p>
     <w:p>
-      <w:pPr>
-        <w:pStyle w:val="ListBullet"/>
-      </w:pPr>
+      <w:r/>
       <w:r>
-        <w:t>Mailchimp: Known for its user-friendly interface and extensive template library, suitable for beginners and growing businesses. Offers free tiers for limited contacts.</w:t>
+        <w:rPr>
+          <w:b/>
+        </w:rPr>
+        <w:t>General Pricing Models:</w:t>
+      </w:r>
+      <w:r>
+        <w:t xml:space="preserve"> Most platforms operate on a tier-based subscription model, with costs varying based on the number of contacts, emails sent per month, and advanced features.</w:t>
       </w:r>
     </w:p>
     <w:p>
-      <w:pPr>
-        <w:pStyle w:val="ListBullet"/>
-      </w:pPr>
+      <w:r/>
       <w:r>
-        <w:t>Brevo (formerly Sendinblue): Combines email, SMS, chat, and CRM functionalities. Offers strong automation and transactional email capabilities.</w:t>
+        <w:rPr>
+          <w:b/>
+        </w:rPr>
+        <w:t>Pros:</w:t>
+      </w:r>
+      <w:r>
+        <w:br/>
+        <w:t xml:space="preserve">*   </w:t>
+      </w:r>
+      <w:r>
+        <w:rPr>
+          <w:b/>
+        </w:rPr>
+        <w:t>Quick Setup &amp; Time-to-Market:</w:t>
+      </w:r>
+      <w:r>
+        <w:t xml:space="preserve"> Platforms are ready to use, allowing for immediate campaign deployment.</w:t>
+        <w:br/>
+        <w:t xml:space="preserve">*   </w:t>
+      </w:r>
+      <w:r>
+        <w:rPr>
+          <w:b/>
+        </w:rPr>
+        <w:t>Feature-Rich:</w:t>
+      </w:r>
+      <w:r>
+        <w:t xml:space="preserve"> Access to a wide array of sophisticated tools and functionalities without development effort.</w:t>
+        <w:br/>
+        <w:t xml:space="preserve">*   </w:t>
+      </w:r>
+      <w:r>
+        <w:rPr>
+          <w:b/>
+        </w:rPr>
+        <w:t>Ongoing Support &amp; Maintenance:</w:t>
+      </w:r>
+      <w:r>
+        <w:t xml:space="preserve"> Vendors handle all technical maintenance, security updates, and provide customer support.</w:t>
+        <w:br/>
+        <w:t xml:space="preserve">*   </w:t>
+      </w:r>
+      <w:r>
+        <w:rPr>
+          <w:b/>
+        </w:rPr>
+        <w:t>Lower Upfront Cost:</w:t>
+      </w:r>
+      <w:r>
+        <w:t xml:space="preserve"> No significant initial development investment.</w:t>
       </w:r>
     </w:p>
     <w:p>
-      <w:pPr>
-        <w:pStyle w:val="ListBullet"/>
-      </w:pPr>
+      <w:r/>
       <w:r>
-        <w:t>Constant Contact: Focuses on small businesses with easy-to-use tools for email creation, event marketing, and social media integration.</w:t>
+        <w:rPr>
+          <w:b/>
+        </w:rPr>
+        <w:t>Cons:</w:t>
       </w:r>
-    </w:p>
-    <w:p>
-      <w:pPr>
-        <w:pStyle w:val="ListBullet"/>
-      </w:pPr>
       <w:r>
-        <w:t>HubSpot: A comprehensive inbound marketing platform that includes powerful email marketing tools, CRM, sales, and service features, ideal for businesses looking for an all-in-one solution.</w:t>
+        <w:br/>
+        <w:t xml:space="preserve">*   </w:t>
       </w:r>
-    </w:p>
-    <w:p>
-      <w:pPr>
-        <w:pStyle w:val="ListBullet"/>
-      </w:pPr>
       <w:r>
-        <w:t>Omnisend: E-commerce focused, offering advanced segmentation and automation for email and SMS.</w:t>
+        <w:rPr>
+          <w:b/>
+        </w:rPr>
+        <w:t>Less Control:</w:t>
       </w:r>
-    </w:p>
-    <w:p>
-      <w:pPr>
-        <w:pStyle w:val="ListBullet"/>
-      </w:pPr>
       <w:r>
-        <w:t>Pros: Quick Setup &amp; Time-to-Market, Feature-Rich, Ongoing Support &amp; Maintenance, Lower Upfront Cost.</w:t>
+        <w:t xml:space="preserve"> Limited customization beyond what the platform offers.</w:t>
+        <w:br/>
+        <w:t xml:space="preserve">*   </w:t>
       </w:r>
-    </w:p>
-    <w:p>
-      <w:pPr>
-        <w:pStyle w:val="ListBullet"/>
-      </w:pPr>
       <w:r>
-        <w:t>Cons: Less Control, Potential Vendor Lock-in, Recurring Subscription Costs, Data Privacy Concerns.</w:t>
+        <w:rPr>
+          <w:b/>
+        </w:rPr>
+        <w:t>Potential Vendor Lock-in:</w:t>
+      </w:r>
+      <w:r>
+        <w:t xml:space="preserve"> Migrating data and campaigns to another platform can be challenging.</w:t>
+        <w:br/>
+        <w:t xml:space="preserve">*   </w:t>
+      </w:r>
+      <w:r>
+        <w:rPr>
+          <w:b/>
+        </w:rPr>
+        <w:t>Recurring Subscription Costs:</w:t>
+      </w:r>
+      <w:r>
+        <w:t xml:space="preserve"> Ongoing monthly or annual fees, which can increase with business growth.</w:t>
+        <w:br/>
+        <w:t xml:space="preserve">*   </w:t>
+      </w:r>
+      <w:r>
+        <w:rPr>
+          <w:b/>
+        </w:rPr>
+        <w:t>Data Privacy Concerns:</w:t>
+      </w:r>
+      <w:r>
+        <w:t xml:space="preserve"> Reliance on a third party for client data management.</w:t>
       </w:r>
     </w:p>
     <w:p>
@@ -201,24 +332,114 @@
       </w:r>
     </w:p>
     <w:p>
+      <w:r/>
       <w:r>
-        <w:t>Key Features Required: This would necessitate developing an email sending engine (integrating with APIs like SendGrid or Mailgun), a robust template management system, contact management with segmentation capabilities, and a tracking/analytics module to monitor campaign performance.</w:t>
+        <w:rPr>
+          <w:b/>
+        </w:rPr>
+        <w:t>Key Features Required:</w:t>
+      </w:r>
+      <w:r>
+        <w:t xml:space="preserve"> This would necessitate developing an email sending engine (integrating with APIs like SendGrid or Mailgun), a robust template management system, contact management with segmentation capabilities, and a tracking/analytics module to monitor campaign performance.</w:t>
       </w:r>
     </w:p>
     <w:p>
-      <w:pPr>
-        <w:pStyle w:val="ListBullet"/>
-      </w:pPr>
+      <w:r/>
       <w:r>
-        <w:t>Pros: Full Control &amp; Customization, Data Ownership, No Recurring Subscription Fees.</w:t>
+        <w:rPr>
+          <w:b/>
+        </w:rPr>
+        <w:t>Pros:</w:t>
+      </w:r>
+      <w:r>
+        <w:br/>
+        <w:t xml:space="preserve">*   </w:t>
+      </w:r>
+      <w:r>
+        <w:rPr>
+          <w:b/>
+        </w:rPr>
+        <w:t>Full Control &amp; Customization:</w:t>
+      </w:r>
+      <w:r>
+        <w:t xml:space="preserve"> Tailor every aspect of the system to exact business needs.</w:t>
+        <w:br/>
+        <w:t xml:space="preserve">*   </w:t>
+      </w:r>
+      <w:r>
+        <w:rPr>
+          <w:b/>
+        </w:rPr>
+        <w:t>Data Ownership:</w:t>
+      </w:r>
+      <w:r>
+        <w:t xml:space="preserve"> Complete control over client data, residing entirely within the company's infrastructure.</w:t>
+        <w:br/>
+        <w:t xml:space="preserve">*   </w:t>
+      </w:r>
+      <w:r>
+        <w:rPr>
+          <w:b/>
+        </w:rPr>
+        <w:t>Lower Direct Cash Costs:</w:t>
+      </w:r>
+      <w:r>
+        <w:t xml:space="preserve"> After the initial build, only operational costs (APIs, hosting) remain, which are often cheaper than SaaS subscriptions.</w:t>
       </w:r>
     </w:p>
     <w:p>
-      <w:pPr>
-        <w:pStyle w:val="ListBullet"/>
-      </w:pPr>
+      <w:r/>
       <w:r>
-        <w:t>Cons: High Upfront Development Cost, Significant Time Investment, Ongoing Maintenance &amp; Security, Specialized Skills Required.</w:t>
+        <w:rPr>
+          <w:b/>
+        </w:rPr>
+        <w:t>Cons:</w:t>
+      </w:r>
+      <w:r>
+        <w:br/>
+        <w:t xml:space="preserve">*   </w:t>
+      </w:r>
+      <w:r>
+        <w:rPr>
+          <w:b/>
+        </w:rPr>
+        <w:t>Massive Opportunity Cost:</w:t>
+      </w:r>
+      <w:r>
+        <w:t xml:space="preserve"> Significant investment in the owner's development time and resources.</w:t>
+        <w:br/>
+        <w:t xml:space="preserve">*   </w:t>
+      </w:r>
+      <w:r>
+        <w:rPr>
+          <w:b/>
+        </w:rPr>
+        <w:t>Significant Time Investment:</w:t>
+      </w:r>
+      <w:r>
+        <w:t xml:space="preserve"> Longer time-to-market compared to SaaS solutions.</w:t>
+        <w:br/>
+        <w:t xml:space="preserve">*   </w:t>
+      </w:r>
+      <w:r>
+        <w:rPr>
+          <w:b/>
+        </w:rPr>
+        <w:t>Ongoing Maintenance &amp; Security:</w:t>
+      </w:r>
+      <w:r>
+        <w:t xml:space="preserve"> Responsibility for bug fixes, security patches, and feature updates.</w:t>
+        <w:br/>
+        <w:t xml:space="preserve">*   </w:t>
+      </w:r>
+      <w:r>
+        <w:rPr>
+          <w:b/>
+        </w:rPr>
+        <w:t>Specialized Skills Required:</w:t>
+      </w:r>
+      <w:r>
+        <w:t xml:space="preserve"> Requires expertise in email protocols, deliverability, and marketing automation development.</w:t>
       </w:r>
     </w:p>
     <w:p>
@@ -254,53 +475,170 @@
       </w:r>
     </w:p>
     <w:p>
+      <w:r/>
       <w:r>
-        <w:t>Key Features: These platforms offer mass texting capabilities, two-way communication, contact segmentation, message scheduling, and often compliance management features (e.g., opt-in/opt-out handling).</w:t>
+        <w:rPr>
+          <w:b/>
+        </w:rPr>
+        <w:t>Key Features:</w:t>
+      </w:r>
+      <w:r>
+        <w:t xml:space="preserve"> These platforms offer mass texting capabilities, two-way communication, contact segmentation, message scheduling, and often compliance management features (e.g., opt-in/opt-out handling).</w:t>
       </w:r>
     </w:p>
     <w:p>
+      <w:r/>
       <w:r>
-        <w:t>General Pricing Models: Typically priced per message sent or per contact, with varying rates for different countries and message types (e.g., transactional vs. promotional).</w:t>
+        <w:rPr>
+          <w:b/>
+        </w:rPr>
+        <w:t>Examples:</w:t>
+      </w:r>
+      <w:r>
+        <w:br/>
+        <w:t xml:space="preserve">*   </w:t>
+      </w:r>
+      <w:r>
+        <w:rPr>
+          <w:b/>
+        </w:rPr>
+        <w:t>HubSpot:</w:t>
+      </w:r>
+      <w:r>
+        <w:t xml:space="preserve"> Offers SMS as part of its broader marketing automation suite, allowing for integrated email and text campaigns.</w:t>
+        <w:br/>
+        <w:t xml:space="preserve">*   </w:t>
+      </w:r>
+      <w:r>
+        <w:rPr>
+          <w:b/>
+        </w:rPr>
+        <w:t>Customer.io:</w:t>
+      </w:r>
+      <w:r>
+        <w:t xml:space="preserve"> A customer engagement platform that supports SMS alongside email, push notifications, and in-app messages, focusing on behavioral triggers.</w:t>
+        <w:br/>
+        <w:t xml:space="preserve">*   </w:t>
+      </w:r>
+      <w:r>
+        <w:rPr>
+          <w:b/>
+        </w:rPr>
+        <w:t>Realize:</w:t>
+      </w:r>
+      <w:r>
+        <w:t xml:space="preserve"> Specializes in SMS marketing, providing tools for bulk messaging, keyword campaigns, and automated responses.</w:t>
       </w:r>
     </w:p>
     <w:p>
-      <w:pPr>
-        <w:pStyle w:val="ListBullet"/>
-      </w:pPr>
+      <w:r/>
       <w:r>
-        <w:t>HubSpot: Offers SMS as part of its broader marketing automation suite, allowing for integrated email and text campaigns.</w:t>
+        <w:rPr>
+          <w:b/>
+        </w:rPr>
+        <w:t>General Pricing Models:</w:t>
+      </w:r>
+      <w:r>
+        <w:t xml:space="preserve"> Typically priced per message sent or per contact, with varying rates for different countries and message types (e.g., transactional vs. promotional).</w:t>
       </w:r>
     </w:p>
     <w:p>
-      <w:pPr>
-        <w:pStyle w:val="ListBullet"/>
-      </w:pPr>
+      <w:r/>
       <w:r>
-        <w:t>Customer.io: A customer engagement platform that supports SMS alongside email, push notifications, and in-app messages, focusing on behavioral triggers.</w:t>
+        <w:rPr>
+          <w:b/>
+        </w:rPr>
+        <w:t>Pros:</w:t>
+      </w:r>
+      <w:r>
+        <w:br/>
+        <w:t xml:space="preserve">*   </w:t>
+      </w:r>
+      <w:r>
+        <w:rPr>
+          <w:b/>
+        </w:rPr>
+        <w:t>Quick Deployment:</w:t>
+      </w:r>
+      <w:r>
+        <w:t xml:space="preserve"> Rapid setup and launch of SMS campaigns.</w:t>
+        <w:br/>
+        <w:t xml:space="preserve">*   </w:t>
+      </w:r>
+      <w:r>
+        <w:rPr>
+          <w:b/>
+        </w:rPr>
+        <w:t>Compliance Handling:</w:t>
+      </w:r>
+      <w:r>
+        <w:t xml:space="preserve"> Platforms often assist with regulatory compliance (e.g., TCPA in the US, GDPR in Europe) for text messaging.</w:t>
+        <w:br/>
+        <w:t xml:space="preserve">*   </w:t>
+      </w:r>
+      <w:r>
+        <w:rPr>
+          <w:b/>
+        </w:rPr>
+        <w:t>Scalability:</w:t>
+      </w:r>
+      <w:r>
+        <w:t xml:space="preserve"> Easily scale message volume as business needs grow.</w:t>
+        <w:br/>
+        <w:t xml:space="preserve">*   </w:t>
+      </w:r>
+      <w:r>
+        <w:rPr>
+          <w:b/>
+        </w:rPr>
+        <w:t>Dedicated Support:</w:t>
+      </w:r>
+      <w:r>
+        <w:t xml:space="preserve"> Access to vendor support for technical issues and best practices.</w:t>
       </w:r>
     </w:p>
     <w:p>
-      <w:pPr>
-        <w:pStyle w:val="ListBullet"/>
-      </w:pPr>
+      <w:r/>
       <w:r>
-        <w:t>Realize: Specializes in SMS marketing, providing tools for bulk messaging, keyword campaigns, and automated responses.</w:t>
+        <w:rPr>
+          <w:b/>
+        </w:rPr>
+        <w:t>Cons:</w:t>
       </w:r>
-    </w:p>
-    <w:p>
-      <w:pPr>
-        <w:pStyle w:val="ListBullet"/>
-      </w:pPr>
       <w:r>
-        <w:t>Pros: Quick Deployment, Compliance Handling, Scalability, Dedicated Support.</w:t>
+        <w:br/>
+        <w:t xml:space="preserve">*   </w:t>
       </w:r>
-    </w:p>
-    <w:p>
-      <w:pPr>
-        <w:pStyle w:val="ListBullet"/>
-      </w:pPr>
       <w:r>
-        <w:t>Cons: Per-Message Costs, Less Control, Potential Integration Challenges.</w:t>
+        <w:rPr>
+          <w:b/>
+        </w:rPr>
+        <w:t>Per-Message Costs:</w:t>
+      </w:r>
+      <w:r>
+        <w:t xml:space="preserve"> Costs can accumulate quickly with high message volumes.</w:t>
+        <w:br/>
+        <w:t xml:space="preserve">*   </w:t>
+      </w:r>
+      <w:r>
+        <w:rPr>
+          <w:b/>
+        </w:rPr>
+        <w:t>Less Control:</w:t>
+      </w:r>
+      <w:r>
+        <w:t xml:space="preserve"> Limited customization of the underlying messaging infrastructure.</w:t>
+        <w:br/>
+        <w:t xml:space="preserve">*   </w:t>
+      </w:r>
+      <w:r>
+        <w:rPr>
+          <w:b/>
+        </w:rPr>
+        <w:t>Potential Integration Challenges:</w:t>
+      </w:r>
+      <w:r>
+        <w:t xml:space="preserve"> May require custom development to integrate seamlessly with existing systems.</w:t>
       </w:r>
     </w:p>
     <w:p>
@@ -320,24 +658,103 @@
       </w:r>
     </w:p>
     <w:p>
+      <w:r/>
       <w:r>
-        <w:t>Key Features Required: This would involve integrating with an SMS gateway API (e.g., Twilio, Nexmo), implementing message queuing for high volume, robust contact management, and meticulous handling of opt-in/opt-out requests to ensure compliance.</w:t>
+        <w:rPr>
+          <w:b/>
+        </w:rPr>
+        <w:t>Key Features Required:</w:t>
+      </w:r>
+      <w:r>
+        <w:t xml:space="preserve"> This would involve integrating with an SMS gateway API (e.g., Twilio, Nexmo), implementing message queuing for high volume, robust contact management, and meticulous handling of opt-in/opt-out requests to ensure compliance.</w:t>
       </w:r>
     </w:p>
     <w:p>
-      <w:pPr>
-        <w:pStyle w:val="ListBullet"/>
-      </w:pPr>
+      <w:r/>
       <w:r>
-        <w:t>Pros: Complete Control, Potentially Lower Per-Message Cost at Scale, Custom Integration.</w:t>
+        <w:rPr>
+          <w:b/>
+        </w:rPr>
+        <w:t>Pros:</w:t>
+      </w:r>
+      <w:r>
+        <w:br/>
+        <w:t xml:space="preserve">*   </w:t>
+      </w:r>
+      <w:r>
+        <w:rPr>
+          <w:b/>
+        </w:rPr>
+        <w:t>Complete Control:</w:t>
+      </w:r>
+      <w:r>
+        <w:t xml:space="preserve"> Full ownership and customization of the messaging logic and user experience.</w:t>
+        <w:br/>
+        <w:t xml:space="preserve">*   </w:t>
+      </w:r>
+      <w:r>
+        <w:rPr>
+          <w:b/>
+        </w:rPr>
+        <w:t>Potentially Lower Per-Message Cost at Scale:</w:t>
+      </w:r>
+      <w:r>
+        <w:t xml:space="preserve"> Direct integration with SMS gateways can be cheaper for very high volumes.</w:t>
+        <w:br/>
+        <w:t xml:space="preserve">*   </w:t>
+      </w:r>
+      <w:r>
+        <w:rPr>
+          <w:b/>
+        </w:rPr>
+        <w:t>Custom Integration:</w:t>
+      </w:r>
+      <w:r>
+        <w:t xml:space="preserve"> Seamless integration with the existing booking and invoicing system.</w:t>
       </w:r>
     </w:p>
     <w:p>
-      <w:pPr>
-        <w:pStyle w:val="ListBullet"/>
-      </w:pPr>
+      <w:r/>
       <w:r>
-        <w:t>Cons: Complex Technical Implementation, Regulatory Compliance Burden, Ongoing Maintenance &amp; Carrier Relations.</w:t>
+        <w:rPr>
+          <w:b/>
+        </w:rPr>
+        <w:t>Cons:</w:t>
+      </w:r>
+      <w:r>
+        <w:br/>
+        <w:t xml:space="preserve">*   </w:t>
+      </w:r>
+      <w:r>
+        <w:rPr>
+          <w:b/>
+        </w:rPr>
+        <w:t>Complex Technical Implementation:</w:t>
+      </w:r>
+      <w:r>
+        <w:t xml:space="preserve"> Requires significant development effort and expertise in telecommunications APIs.</w:t>
+        <w:br/>
+        <w:t xml:space="preserve">*   </w:t>
+      </w:r>
+      <w:r>
+        <w:rPr>
+          <w:b/>
+        </w:rPr>
+        <w:t>Regulatory Compliance Burden:</w:t>
+      </w:r>
+      <w:r>
+        <w:t xml:space="preserve"> Full responsibility for adhering to complex and evolving SMS marketing regulations (e.g., TCPA, GDPR, CTIA guidelines).</w:t>
+        <w:br/>
+        <w:t xml:space="preserve">*   </w:t>
+      </w:r>
+      <w:r>
+        <w:rPr>
+          <w:b/>
+        </w:rPr>
+        <w:t>Ongoing Maintenance &amp; Carrier Relations:</w:t>
+      </w:r>
+      <w:r>
+        <w:t xml:space="preserve"> Managing API changes, deliverability issues, and carrier-specific requirements.</w:t>
       </w:r>
     </w:p>
     <w:p>
@@ -353,57 +770,185 @@
     </w:p>
     <w:p>
       <w:r>
-        <w:t>A comprehensive financial analysis comparing the Total Cost of Ownership (TCO) over a three-year period reveals a significant difference between in-house development and an outsourced SaaS solution.</w:t>
+        <w:t>A comprehensive financial analysis comparing the Total Cost of Ownership (TCO) over a three-year period reveals a critical distinction between direct cash outlays and opportunity costs.</w:t>
       </w:r>
     </w:p>
     <w:p>
+      <w:r/>
       <w:r>
+        <w:rPr>
+          <w:b/>
+        </w:rPr>
         <w:t>Assumptions:</w:t>
+      </w:r>
+      <w:r>
         <w:br/>
-        <w:t>- Developer Hourly Rate: $75/hour</w:t>
+        <w:t>*   Developer Hourly Rate: $75/hour (representing the opportunity cost of the owner's time).</w:t>
         <w:br/>
-        <w:t>- Average Job Value: $150</w:t>
+        <w:t>*   Average Job Value: $150</w:t>
         <w:br/>
-        <w:t>- Improved Re-engagement Rate: A conservative 10% increase in effective client re-engagement.</w:t>
+        <w:t>*   Improved Re-engagement Rate: A conservative 10% increase in effective client re-engagement.</w:t>
       </w:r>
     </w:p>
     <w:p>
+      <w:r/>
       <w:r>
+        <w:rPr>
+          <w:b/>
+        </w:rPr>
         <w:t>In-House Development (3-Year TCO):</w:t>
+      </w:r>
+      <w:r>
         <w:br/>
-        <w:t>- Initial Development Costs: Estimated 300 hours for core features at $75/hour = $22,500.</w:t>
+        <w:t xml:space="preserve">*   </w:t>
+      </w:r>
+      <w:r>
+        <w:rPr>
+          <w:b/>
+        </w:rPr>
+        <w:t>Initial Development Costs:</w:t>
+      </w:r>
+      <w:r>
+        <w:t xml:space="preserve"> Estimated 300 hours for core features at $75/hour = </w:t>
+      </w:r>
+      <w:r>
+        <w:rPr>
+          <w:b/>
+        </w:rPr>
+        <w:t>$22,500</w:t>
+      </w:r>
+      <w:r>
+        <w:t xml:space="preserve"> (Opportunity Cost).</w:t>
         <w:br/>
-        <w:t>- Annual Operating Costs: Maintenance &amp; Updates ($3,000/year) + Infrastructure ($840/year) = $3,840.</w:t>
+        <w:t xml:space="preserve">*   </w:t>
+      </w:r>
+      <w:r>
+        <w:rPr>
+          <w:b/>
+        </w:rPr>
+        <w:t>Annual Operating Costs:</w:t>
+      </w:r>
+      <w:r>
         <w:br/>
-        <w:t>- Total 3-Year TCO (In-House): $22,500 (Initial) + (3 * $3,840) = $34,020.</w:t>
+        <w:t xml:space="preserve">    *   Maintenance &amp; Updates: 40 hours/year * $75/hour = $3,000/year (Opportunity Cost).</w:t>
+        <w:br/>
+        <w:t xml:space="preserve">    *   Infrastructure (Email/SMS APIs, Hosting): ~$840/year (Cash Cost).</w:t>
+        <w:br/>
+        <w:t xml:space="preserve">    *   Total Annual Operating Cost: $3,840.</w:t>
+        <w:br/>
+        <w:t xml:space="preserve">*   </w:t>
+      </w:r>
+      <w:r>
+        <w:rPr>
+          <w:b/>
+        </w:rPr>
+        <w:t>Total 3-Year TCO (In-House):</w:t>
+      </w:r>
+      <w:r>
+        <w:t xml:space="preserve"> $2,520 (Cash) + $31,500 (Opportunity) = </w:t>
+      </w:r>
+      <w:r>
+        <w:rPr>
+          <w:b/>
+        </w:rPr>
+        <w:t>$34,020</w:t>
+      </w:r>
+      <w:r>
+        <w:t xml:space="preserve"> (Total Economic TCO).</w:t>
       </w:r>
     </w:p>
     <w:p>
+      <w:r/>
       <w:r>
+        <w:rPr>
+          <w:b/>
+        </w:rPr>
         <w:t>Outsourced (SaaS) Solution (3-Year TCO):</w:t>
+      </w:r>
+      <w:r>
         <w:br/>
-        <w:t>- Annual Subscription Costs: Email Marketing Platform (~$600/year) + Text Marketing Platform (~$840/year) = $1,440.</w:t>
+        <w:t xml:space="preserve">*   </w:t>
+      </w:r>
+      <w:r>
+        <w:rPr>
+          <w:b/>
+        </w:rPr>
+        <w:t>Annual Subscription Costs:</w:t>
+      </w:r>
+      <w:r>
         <w:br/>
-        <w:t>- Total 3-Year TCO (Outsourced): 3 * $1,440 = $4,320.</w:t>
+        <w:t xml:space="preserve">    *   Email Marketing Platform (e.g., Mailchimp, Brevo, Constant Contact): ~$600/year.</w:t>
+        <w:br/>
+        <w:t xml:space="preserve">    *   Text Marketing Platform (e.g., HubSpot SMS add-on): ~$840/year.</w:t>
+        <w:br/>
+        <w:t xml:space="preserve">    *   Total Annual SaaS Cost: $1,440 (Cash Cost).</w:t>
+        <w:br/>
+        <w:t xml:space="preserve">*   </w:t>
+      </w:r>
+      <w:r>
+        <w:rPr>
+          <w:b/>
+        </w:rPr>
+        <w:t>Total 3-Year TCO (Outsourced):</w:t>
+      </w:r>
+      <w:r>
+        <w:t xml:space="preserve"> 3 * $1,440 = </w:t>
+      </w:r>
+      <w:r>
+        <w:rPr>
+          <w:b/>
+        </w:rPr>
+        <w:t>$4,320</w:t>
+      </w:r>
+      <w:r>
+        <w:t xml:space="preserve"> (All Cash).</w:t>
       </w:r>
     </w:p>
     <w:p>
+      <w:r/>
       <w:r>
+        <w:rPr>
+          <w:b/>
+        </w:rPr>
         <w:t>Potential Return on Investment (ROI) Projections:</w:t>
+      </w:r>
+      <w:r>
         <w:br/>
-        <w:t>By increasing effective client re-engagement by just 10% (e.g., from 20% to 30% of targeted clients re-booking), All Clean Property Services can generate substantial additional revenue. If 100 clients are targeted, an additional 10 clients re-engage, leading to $1,500 in additional revenue per cycle (10 clients * $150/job). If this occurs quarterly, the Annual Additional Revenue is projected at $6,000. This demonstrates a clear financial incentive for implementing an automated marketing system.</w:t>
+        <w:t xml:space="preserve">By increasing effective client re-engagement by just 10% (e.g., from 20% to 30% of targeted clients re-booking), All Clean Property Services can generate substantial additional revenue. If 100 clients are targeted, an additional 10 clients re-engage, leading to $1,500 in additional revenue per cycle (10 clients * $150/job). If this occurs quarterly, the </w:t>
+      </w:r>
+      <w:r>
+        <w:rPr>
+          <w:b/>
+        </w:rPr>
+        <w:t>Annual Additional Revenue is projected at $6,000</w:t>
+      </w:r>
+      <w:r>
+        <w:t>.</w:t>
       </w:r>
     </w:p>
     <w:p>
+      <w:r/>
       <w:r>
+        <w:rPr>
+          <w:b/>
+        </w:rPr>
         <w:t>Break-Even Analysis:</w:t>
+      </w:r>
+      <w:r>
         <w:br/>
-        <w:t>Comparing the TCOs, the in-house solution has a significantly higher upfront cost and higher ongoing operational costs. The cost difference between in-house and outsourced solutions over three years is substantial: $34,020 (in-house) vs. $4,320 (outsourced), a difference of $29,700. Because the in-house system's ongoing monthly operating costs ($320/month) exceed the monthly SaaS subscription costs ($120/month), the in-house system will never break even. It is more expensive both upfront and in perpetuity.</w:t>
+        <w:t>Comparing the TCOs requires distinguishing between cash outlays and opportunity costs. On a pure cash-flow basis, the in-house system costs $840/year, while SaaS costs $1,440/year, meaning in-house saves $600/year in cash. However, from an economic perspective, the owner must invest 300 hours upfront ($22,500 value). To recoup this 300-hour upfront time investment using the $600/year cash savings, it would take 37.5 years.</w:t>
       </w:r>
     </w:p>
     <w:p>
+      <w:r/>
       <w:r>
-        <w:t>Conclusion of Financial Analysis: The financial analysis strongly favors an outsourced SaaS solution due to its significantly lower TCO and faster path to profitability. The high upfront development costs and ongoing maintenance burden of an in-house system make it a less financially viable option for a small business seeking to quickly implement an effective marketing strategy.</w:t>
+        <w:rPr>
+          <w:b/>
+        </w:rPr>
+        <w:t>Conclusion of Financial Analysis:</w:t>
+      </w:r>
+      <w:r>
+        <w:t xml:space="preserve"> While an in-house build is technically cheaper on a pure cash-flow basis, the economic reality heavily favors the SaaS solution. The owner's time is far too valuable to spend 300 hours building and 40 hours annually maintaining a system just to save $600 a year in software subscriptions.</w:t>
       </w:r>
     </w:p>
     <w:p>
@@ -424,14 +969,12 @@
     </w:p>
     <w:p>
       <w:r>
-        <w:t>Discussion of Trade-offs:</w:t>
-        <w:br/>
-        <w:t>For All Clean Property Services, with a software developer owner and an existing booking/invoicing site, the allure of full control through in-house development is understandable. However, the trade-offs are significant. The high upfront cost and extensive time investment for development mean a much longer time-to-market, delaying the realization of recurring revenue benefits. Furthermore, the ongoing burden of maintenance, security, and staying abreast of evolving marketing technologies and compliance regulations would divert the developer's focus from core business improvements.</w:t>
+        <w:t>For All Clean Property Services, with a software developer owner and an existing booking/invoicing site, the allure of full control through in-house development is understandable. However, the trade-offs are significant. The massive opportunity cost and extensive time investment for development mean a much longer time-to-market, delaying the realization of recurring revenue benefits. Furthermore, the ongoing burden of maintenance, security, and staying abreast of evolving marketing technologies and compliance regulations would divert the developer's focus from core business improvements.</w:t>
       </w:r>
     </w:p>
     <w:p>
       <w:r>
-        <w:t>Outsourced solutions, while offering less granular control, provide immediate access to robust, industry-tested features, dedicated support, and continuous updates without the development overhead. The recurring subscription costs are predictable and significantly lower than the TCO of an in-house build. Integration with the existing system can be achieved through APIs, which most modern SaaS platforms offer. This approach allows the business to leverage specialized expertise and focus its internal resources on its primary service offerings.</w:t>
+        <w:t>Outsourced solutions, while offering less granular control, provide immediate access to robust, industry-tested features, dedicated support, and continuous updates without the development overhead. The recurring subscription costs are predictable and, while higher in cash terms than in-house hosting, are vastly cheaper when factoring in the value of the owner's time. Integration with the existing system can be achieved through APIs, which most modern SaaS platforms offer. This approach allows the business to leverage specialized expertise and focus its internal resources on its primary service offerings.</w:t>
       </w:r>
     </w:p>
     <w:tbl>
@@ -504,7 +1047,7 @@
           </w:tcPr>
           <w:p>
             <w:r>
-              <w:t>High upfront development; higher recurring operating costs</w:t>
+              <w:t>High opportunity cost; lower recurring cash costs</w:t>
             </w:r>
           </w:p>
         </w:tc>
@@ -514,7 +1057,7 @@
           </w:tcPr>
           <w:p>
             <w:r>
-              <w:t>Low upfront; lower recurring subscription fees</w:t>
+              <w:t>Low upfront; higher recurring cash subscription fees</w:t>
             </w:r>
           </w:p>
         </w:tc>
@@ -758,100 +1301,133 @@
     </w:p>
     <w:p>
       <w:r>
-        <w:t>Based on the comprehensive analysis of financial implications, time-to-market, feature sets, and ongoing maintenance, we strongly recommend that All Clean Property Services outsource its email and text marketing needs to existing SaaS platforms.</w:t>
+        <w:t xml:space="preserve">Based on the comprehensive analysis of financial implications, time-to-market, feature sets, and ongoing maintenance, </w:t>
       </w:r>
+      <w:r>
+        <w:rPr>
+          <w:b/>
+        </w:rPr>
+        <w:t>we strongly recommend that All Clean Property Services outsource its email and text marketing needs to existing SaaS platforms.</w:t>
+      </w:r>
+      <w:r/>
     </w:p>
     <w:p>
       <w:r>
         <w:t>This recommendation is justified by several key factors:</w:t>
+        <w:br/>
+        <w:t xml:space="preserve">*   </w:t>
+      </w:r>
+      <w:r>
+        <w:rPr>
+          <w:b/>
+        </w:rPr>
+        <w:t>Superior Economic Value:</w:t>
+      </w:r>
+      <w:r>
+        <w:t xml:space="preserve"> The financial analysis clearly demonstrates that an outsourced solution is substantially more cost-effective when factoring in the owner's opportunity cost. Spending 300 hours to save $600/year in cash is an inefficient use of the owner's highly valuable time.</w:t>
+        <w:br/>
+        <w:t xml:space="preserve">*   </w:t>
+      </w:r>
+      <w:r>
+        <w:rPr>
+          <w:b/>
+        </w:rPr>
+        <w:t>Rapid Implementation:</w:t>
+      </w:r>
+      <w:r>
+        <w:t xml:space="preserve"> Outsourced platforms can be set up and deployed quickly, enabling All Clean Property Services to begin retargeting clients and generating recurring revenue almost immediately, rather than enduring a lengthy development cycle.</w:t>
+        <w:br/>
+        <w:t xml:space="preserve">*   </w:t>
+      </w:r>
+      <w:r>
+        <w:rPr>
+          <w:b/>
+        </w:rPr>
+        <w:t>Access to Advanced Features &amp; Expertise:</w:t>
+      </w:r>
+      <w:r>
+        <w:t xml:space="preserve"> SaaS platforms offer a wealth of pre-built features, automation capabilities, and analytics that would be costly and time-consuming to replicate in-house. They also come with dedicated support and ensure compliance with evolving marketing regulations.</w:t>
+        <w:br/>
+        <w:t xml:space="preserve">*   </w:t>
+      </w:r>
+      <w:r>
+        <w:rPr>
+          <w:b/>
+        </w:rPr>
+        <w:t>Focus on Core Business:</w:t>
+      </w:r>
+      <w:r>
+        <w:t xml:space="preserve"> By outsourcing, the software developer owner can concentrate on enhancing the core booking and invoicing system, which directly supports the window and gutter cleaning services, rather than diverting resources to build and maintain a marketing technology stack.</w:t>
       </w:r>
     </w:p>
     <w:p>
-      <w:pPr>
-        <w:pStyle w:val="ListBullet"/>
-      </w:pPr>
+      <w:r/>
       <w:r>
-        <w:t>Significantly Lower Total Cost of Ownership (TCO): The financial analysis clearly demonstrates that an outsourced solution is substantially more cost-effective over a three-year period, with a TCO of approximately $4,320 compared to $34,020 for an in-house build. This allows for a much faster return on investment.</w:t>
+        <w:rPr>
+          <w:b/>
+        </w:rPr>
+        <w:t>Specific Platform Suggestions:</w:t>
+      </w:r>
+      <w:r>
+        <w:br/>
+        <w:t xml:space="preserve">For email marketing, consider </w:t>
+      </w:r>
+      <w:r>
+        <w:rPr>
+          <w:b/>
+        </w:rPr>
+        <w:t>Brevo</w:t>
+      </w:r>
+      <w:r>
+        <w:t xml:space="preserve"> or </w:t>
+      </w:r>
+      <w:r>
+        <w:rPr>
+          <w:b/>
+        </w:rPr>
+        <w:t>Mailchimp</w:t>
+      </w:r>
+      <w:r>
+        <w:t xml:space="preserve"> for their balance of features, ease of use, and scalability for small businesses. For text marketing, </w:t>
+      </w:r>
+      <w:r>
+        <w:rPr>
+          <w:b/>
+        </w:rPr>
+        <w:t>HubSpot's SMS add-on</w:t>
+      </w:r>
+      <w:r>
+        <w:t xml:space="preserve"> (if considering HubSpot for email) or a dedicated platform like </w:t>
+      </w:r>
+      <w:r>
+        <w:rPr>
+          <w:b/>
+        </w:rPr>
+        <w:t>Customer.io</w:t>
+      </w:r>
+      <w:r>
+        <w:t xml:space="preserve"> would provide robust capabilities and integration potential. The choice should be based on a detailed review of their specific pricing tiers and integration capabilities with the existing system.</w:t>
       </w:r>
     </w:p>
     <w:p>
-      <w:pPr>
-        <w:pStyle w:val="ListBullet"/>
-      </w:pPr>
-      <w:r>
-        <w:t>Rapid Implementation: Outsourced platforms can be set up and deployed quickly, enabling All Clean Property Services to begin retargeting clients and generating recurring revenue almost immediately, rather than enduring a lengthy development cycle.</w:t>
-      </w:r>
-    </w:p>
-    <w:p>
-      <w:pPr>
-        <w:pStyle w:val="ListBullet"/>
-      </w:pPr>
-      <w:r>
-        <w:t>Access to Advanced Features &amp; Expertise: SaaS platforms offer a wealth of pre-built features, automation capabilities, and analytics that would be costly and time-consuming to replicate in-house. They also come with dedicated support and ensure compliance with evolving marketing regulations.</w:t>
-      </w:r>
-    </w:p>
-    <w:p>
-      <w:pPr>
-        <w:pStyle w:val="ListBullet"/>
-      </w:pPr>
-      <w:r>
-        <w:t>Focus on Core Business: By outsourcing, the software developer owner can concentrate on enhancing the core booking and invoicing system, which directly supports the window and gutter cleaning services, rather than diverting resources to build and maintain a marketing technology stack.</w:t>
-      </w:r>
-    </w:p>
-    <w:p>
-      <w:pPr>
-        <w:pStyle w:val="Heading2"/>
-      </w:pPr>
+      <w:r/>
       <w:r>
         <w:rPr>
-          <w:color w:val="1F4E78"/>
+          <w:b/>
         </w:rPr>
-        <w:t>Specific Platform Suggestions &amp; Next Steps</w:t>
+        <w:t>Next Steps for Implementation:</w:t>
       </w:r>
-    </w:p>
-    <w:p>
       <w:r>
-        <w:t>For email marketing, consider Brevo or Mailchimp for their balance of features, ease of use, and scalability for small businesses. For text marketing, HubSpot's SMS add-on (if considering HubSpot for email) or a dedicated platform like Customer.io would provide robust capabilities and integration potential. The choice should be based on a detailed review of their specific pricing tiers and integration capabilities with the existing system.</w:t>
-      </w:r>
-    </w:p>
-    <w:p>
-      <w:pPr>
-        <w:pStyle w:val="ListBullet"/>
-      </w:pPr>
-      <w:r>
-        <w:t>1. Research and select specific email and text marketing platforms based on detailed feature requirements and budget.</w:t>
-      </w:r>
-    </w:p>
-    <w:p>
-      <w:pPr>
-        <w:pStyle w:val="ListBullet"/>
-      </w:pPr>
-      <w:r>
-        <w:t>2. Plan data migration strategy for existing client contacts.</w:t>
-      </w:r>
-    </w:p>
-    <w:p>
-      <w:pPr>
-        <w:pStyle w:val="ListBullet"/>
-      </w:pPr>
-      <w:r>
-        <w:t>3. Design initial email and text marketing campaigns (e.g., seasonal promotions, service reminders).</w:t>
-      </w:r>
-    </w:p>
-    <w:p>
-      <w:pPr>
-        <w:pStyle w:val="ListBullet"/>
-      </w:pPr>
-      <w:r>
-        <w:t>4. Integrate selected platforms with the existing booking/invoicing system using available APIs.</w:t>
-      </w:r>
-    </w:p>
-    <w:p>
-      <w:pPr>
-        <w:pStyle w:val="ListBullet"/>
-      </w:pPr>
-      <w:r>
-        <w:t>5. Monitor campaign performance and iterate based on analytics.</w:t>
+        <w:br/>
+        <w:t>1.  Research and select specific email and text marketing platforms based on detailed feature requirements and budget.</w:t>
+        <w:br/>
+        <w:t>2.  Plan data migration strategy for existing client contacts.</w:t>
+        <w:br/>
+        <w:t>3.  Design initial email and text marketing campaigns (e.g., seasonal promotions, service reminders).</w:t>
+        <w:br/>
+        <w:t>4.  Integrate selected platforms with the existing booking/invoicing system using available APIs.</w:t>
+        <w:br/>
+        <w:t>5.  Monitor campaign performance and iterate based on analytics.</w:t>
       </w:r>
     </w:p>
     <w:p>
@@ -867,7 +1443,7 @@
     </w:p>
     <w:p>
       <w:r>
-        <w:t>The transition from inefficient phone-based retargeting to automated email and text marketing is a critical strategic move for All Clean Property Services to unlock recurring revenue. While the option to build an in-house system offers ultimate control, the overwhelming financial and operational advantages lie with leveraging specialized outsourced SaaS platforms. This recommended approach provides a cost-effective, rapid, and scalable solution, allowing the company to efficiently re-engage past clients and significantly boost its bottom line, ultimately strengthening its market position and ensuring long-term growth.</w:t>
+        <w:t>The transition from inefficient phone-based retargeting to automated email and text marketing is a critical strategic move for All Clean Property Services to unlock recurring revenue. While the option to build an in-house system offers ultimate control and slightly lower cash operating costs, the overwhelming economic and operational advantages lie with leveraging specialized outsourced SaaS platforms. This recommended approach provides a rapid, scalable solution that respects the immense value of the owner's time, allowing the company to efficiently re-engage past clients and significantly boost its bottom line.</w:t>
       </w:r>
     </w:p>
     <w:sectPr>

--- a/recommendation_report.docx
+++ b/recommendation_report.docx
@@ -34,7 +34,7 @@
         <w:rPr>
           <w:color w:val="1F4E78"/>
         </w:rPr>
-        <w:t>1. EXECUTIVE SUMMARY</w:t>
+        <w:t>EXECUTIVE SUMMARY</w:t>
       </w:r>
     </w:p>
     <w:p>
@@ -53,13 +53,13 @@
     </w:p>
     <w:p>
       <w:pPr>
-        <w:pStyle w:val="Heading1"/>
+        <w:pStyle w:val="Heading2"/>
       </w:pPr>
       <w:r>
         <w:rPr>
           <w:color w:val="1F4E78"/>
         </w:rPr>
-        <w:t>2. INTRODUCTION</w:t>
+        <w:t>INTRODUCTION</w:t>
       </w:r>
     </w:p>
     <w:p>
@@ -69,13 +69,13 @@
     </w:p>
     <w:p>
       <w:pPr>
-        <w:pStyle w:val="Heading1"/>
+        <w:pStyle w:val="Heading2"/>
       </w:pPr>
       <w:r>
         <w:rPr>
           <w:color w:val="1F4E78"/>
         </w:rPr>
-        <w:t>3. CURRENT RETARGETING CHALLENGES</w:t>
+        <w:t>CURRENT RETARGETING CHALLENGES</w:t>
       </w:r>
     </w:p>
     <w:p>
@@ -85,13 +85,13 @@
     </w:p>
     <w:p>
       <w:pPr>
-        <w:pStyle w:val="Heading1"/>
+        <w:pStyle w:val="Heading2"/>
       </w:pPr>
       <w:r>
         <w:rPr>
           <w:color w:val="1F4E78"/>
         </w:rPr>
-        <w:t>4. EMAIL MARKETING SOLUTIONS</w:t>
+        <w:t>EMAIL MARKETING SOLUTIONS</w:t>
       </w:r>
     </w:p>
     <w:p>
@@ -101,7 +101,7 @@
     </w:p>
     <w:p>
       <w:pPr>
-        <w:pStyle w:val="Heading2"/>
+        <w:pStyle w:val="Heading3"/>
       </w:pPr>
       <w:r>
         <w:rPr>
@@ -116,208 +116,152 @@
       </w:r>
     </w:p>
     <w:p>
-      <w:r/>
+      <w:pPr>
+        <w:pStyle w:val="ListBullet"/>
+      </w:pPr>
       <w:r>
-        <w:rPr>
-          <w:b/>
-        </w:rPr>
-        <w:t>Key Features:</w:t>
-      </w:r>
-      <w:r>
-        <w:t xml:space="preserve"> These platforms typically include intuitive drag-and-drop email builders, advanced automation workflows (e.g., drip campaigns, follow-ups), robust analytics and reporting, contact segmentation capabilities, and often CRM integration.</w:t>
-      </w:r>
-    </w:p>
-    <w:p>
-      <w:r/>
-      <w:r>
-        <w:rPr>
-          <w:b/>
-        </w:rPr>
-        <w:t>Examples:</w:t>
-      </w:r>
-      <w:r>
-        <w:br/>
-        <w:t xml:space="preserve">*   </w:t>
-      </w:r>
-      <w:r>
-        <w:rPr>
-          <w:b/>
-        </w:rPr>
-        <w:t>Mailchimp:</w:t>
-      </w:r>
-      <w:r>
-        <w:t xml:space="preserve"> Known for its user-friendly interface and extensive template library, suitable for beginners and growing businesses. Offers free tiers for limited contacts.</w:t>
-        <w:br/>
-        <w:t xml:space="preserve">*   </w:t>
-      </w:r>
-      <w:r>
-        <w:rPr>
-          <w:b/>
-        </w:rPr>
-        <w:t>Brevo (formerly Sendinblue):</w:t>
-      </w:r>
-      <w:r>
-        <w:t xml:space="preserve"> Combines email, SMS, chat, and CRM functionalities. Offers strong automation and transactional email capabilities.</w:t>
-        <w:br/>
-        <w:t xml:space="preserve">*   </w:t>
-      </w:r>
-      <w:r>
-        <w:rPr>
-          <w:b/>
-        </w:rPr>
-        <w:t>Constant Contact:</w:t>
-      </w:r>
-      <w:r>
-        <w:t xml:space="preserve"> Focuses on small businesses with easy-to-use tools for email creation, event marketing, and social media integration.</w:t>
-        <w:br/>
-        <w:t xml:space="preserve">*   </w:t>
-      </w:r>
-      <w:r>
-        <w:rPr>
-          <w:b/>
-        </w:rPr>
-        <w:t>HubSpot:</w:t>
-      </w:r>
-      <w:r>
-        <w:t xml:space="preserve"> A comprehensive inbound marketing platform that includes powerful email marketing tools, CRM, sales, and service features, ideal for businesses looking for an all-in-one solution.</w:t>
-        <w:br/>
-        <w:t xml:space="preserve">*   </w:t>
-      </w:r>
-      <w:r>
-        <w:rPr>
-          <w:b/>
-        </w:rPr>
-        <w:t>Omnisend:</w:t>
-      </w:r>
-      <w:r>
-        <w:t xml:space="preserve"> E-commerce focused, offering advanced segmentation and automation for email and SMS.</w:t>
-      </w:r>
-    </w:p>
-    <w:p>
-      <w:r/>
-      <w:r>
-        <w:rPr>
-          <w:b/>
-        </w:rPr>
-        <w:t>General Pricing Models:</w:t>
-      </w:r>
-      <w:r>
-        <w:t xml:space="preserve"> Most platforms operate on a tier-based subscription model, with costs varying based on the number of contacts, emails sent per month, and advanced features.</w:t>
-      </w:r>
-    </w:p>
-    <w:p>
-      <w:r/>
-      <w:r>
-        <w:rPr>
-          <w:b/>
-        </w:rPr>
-        <w:t>Pros:</w:t>
-      </w:r>
-      <w:r>
-        <w:br/>
-        <w:t xml:space="preserve">*   </w:t>
-      </w:r>
-      <w:r>
-        <w:rPr>
-          <w:b/>
-        </w:rPr>
-        <w:t>Quick Setup &amp; Time-to-Market:</w:t>
-      </w:r>
-      <w:r>
-        <w:t xml:space="preserve"> Platforms are ready to use, allowing for immediate campaign deployment.</w:t>
-        <w:br/>
-        <w:t xml:space="preserve">*   </w:t>
-      </w:r>
-      <w:r>
-        <w:rPr>
-          <w:b/>
-        </w:rPr>
-        <w:t>Feature-Rich:</w:t>
-      </w:r>
-      <w:r>
-        <w:t xml:space="preserve"> Access to a wide array of sophisticated tools and functionalities without development effort.</w:t>
-        <w:br/>
-        <w:t xml:space="preserve">*   </w:t>
-      </w:r>
-      <w:r>
-        <w:rPr>
-          <w:b/>
-        </w:rPr>
-        <w:t>Ongoing Support &amp; Maintenance:</w:t>
-      </w:r>
-      <w:r>
-        <w:t xml:space="preserve"> Vendors handle all technical maintenance, security updates, and provide customer support.</w:t>
-        <w:br/>
-        <w:t xml:space="preserve">*   </w:t>
-      </w:r>
-      <w:r>
-        <w:rPr>
-          <w:b/>
-        </w:rPr>
-        <w:t>Lower Upfront Cost:</w:t>
-      </w:r>
-      <w:r>
-        <w:t xml:space="preserve"> No significant initial development investment.</w:t>
-      </w:r>
-    </w:p>
-    <w:p>
-      <w:r/>
-      <w:r>
-        <w:rPr>
-          <w:b/>
-        </w:rPr>
-        <w:t>Cons:</w:t>
-      </w:r>
-      <w:r>
-        <w:br/>
-        <w:t xml:space="preserve">*   </w:t>
-      </w:r>
-      <w:r>
-        <w:rPr>
-          <w:b/>
-        </w:rPr>
-        <w:t>Less Control:</w:t>
-      </w:r>
-      <w:r>
-        <w:t xml:space="preserve"> Limited customization beyond what the platform offers.</w:t>
-        <w:br/>
-        <w:t xml:space="preserve">*   </w:t>
-      </w:r>
-      <w:r>
-        <w:rPr>
-          <w:b/>
-        </w:rPr>
-        <w:t>Potential Vendor Lock-in:</w:t>
-      </w:r>
-      <w:r>
-        <w:t xml:space="preserve"> Migrating data and campaigns to another platform can be challenging.</w:t>
-        <w:br/>
-        <w:t xml:space="preserve">*   </w:t>
-      </w:r>
-      <w:r>
-        <w:rPr>
-          <w:b/>
-        </w:rPr>
-        <w:t>Recurring Subscription Costs:</w:t>
-      </w:r>
-      <w:r>
-        <w:t xml:space="preserve"> Ongoing monthly or annual fees, which can increase with business growth.</w:t>
-        <w:br/>
-        <w:t xml:space="preserve">*   </w:t>
-      </w:r>
-      <w:r>
-        <w:rPr>
-          <w:b/>
-        </w:rPr>
-        <w:t>Data Privacy Concerns:</w:t>
-      </w:r>
-      <w:r>
-        <w:t xml:space="preserve"> Reliance on a third party for client data management.</w:t>
+        <w:t>**Key Features:** These platforms typically include intuitive drag-and-drop email builders, advanced automation workflows (e.g., drip campaigns, follow-ups), robust analytics and reporting, contact segmentation capabilities, and often CRM integration.</w:t>
       </w:r>
     </w:p>
     <w:p>
       <w:pPr>
-        <w:pStyle w:val="Heading2"/>
+        <w:pStyle w:val="ListBullet"/>
+      </w:pPr>
+      <w:r>
+        <w:t>**Examples:**</w:t>
+      </w:r>
+    </w:p>
+    <w:p>
+      <w:pPr>
+        <w:pStyle w:val="ListBullet"/>
+      </w:pPr>
+      <w:r>
+        <w:t xml:space="preserve">    *   **Mailchimp:** Known for its user-friendly interface and extensive template library, suitable for beginners and growing businesses. Offers free tiers for limited contacts.</w:t>
+      </w:r>
+    </w:p>
+    <w:p>
+      <w:pPr>
+        <w:pStyle w:val="ListBullet"/>
+      </w:pPr>
+      <w:r>
+        <w:t xml:space="preserve">    *   **Brevo (formerly Sendinblue):** Combines email, SMS, chat, and CRM functionalities. Offers strong automation and transactional email capabilities.</w:t>
+      </w:r>
+    </w:p>
+    <w:p>
+      <w:pPr>
+        <w:pStyle w:val="ListBullet"/>
+      </w:pPr>
+      <w:r>
+        <w:t xml:space="preserve">    *   **Constant Contact:** Focuses on small businesses with easy-to-use tools for email creation, event marketing, and social media integration.</w:t>
+      </w:r>
+    </w:p>
+    <w:p>
+      <w:pPr>
+        <w:pStyle w:val="ListBullet"/>
+      </w:pPr>
+      <w:r>
+        <w:t xml:space="preserve">    *   **HubSpot:** A comprehensive inbound marketing platform that includes powerful email marketing tools, CRM, sales, and service features, ideal for businesses looking for an all-in-one solution.</w:t>
+      </w:r>
+    </w:p>
+    <w:p>
+      <w:pPr>
+        <w:pStyle w:val="ListBullet"/>
+      </w:pPr>
+      <w:r>
+        <w:t xml:space="preserve">    *   **Omnisend:** E-commerce focused, offering advanced segmentation and automation for email and SMS.</w:t>
+      </w:r>
+    </w:p>
+    <w:p>
+      <w:pPr>
+        <w:pStyle w:val="ListBullet"/>
+      </w:pPr>
+      <w:r>
+        <w:t>**General Pricing Models:** Most platforms operate on a tier-based subscription model, with costs varying based on the number of contacts, emails sent per month, and advanced features.</w:t>
+      </w:r>
+    </w:p>
+    <w:p>
+      <w:pPr>
+        <w:pStyle w:val="ListBullet"/>
+      </w:pPr>
+      <w:r>
+        <w:t>**Pros:**</w:t>
+      </w:r>
+    </w:p>
+    <w:p>
+      <w:pPr>
+        <w:pStyle w:val="ListBullet"/>
+      </w:pPr>
+      <w:r>
+        <w:t xml:space="preserve">    *   **Quick Setup &amp; Time-to-Market:** Platforms are ready to use, allowing for immediate campaign deployment.</w:t>
+      </w:r>
+    </w:p>
+    <w:p>
+      <w:pPr>
+        <w:pStyle w:val="ListBullet"/>
+      </w:pPr>
+      <w:r>
+        <w:t xml:space="preserve">    *   **Feature-Rich:** Access to a wide array of sophisticated tools and functionalities without development effort.</w:t>
+      </w:r>
+    </w:p>
+    <w:p>
+      <w:pPr>
+        <w:pStyle w:val="ListBullet"/>
+      </w:pPr>
+      <w:r>
+        <w:t xml:space="preserve">    *   **Ongoing Support &amp; Maintenance:** Vendors handle all technical maintenance, security updates, and provide customer support.</w:t>
+      </w:r>
+    </w:p>
+    <w:p>
+      <w:pPr>
+        <w:pStyle w:val="ListBullet"/>
+      </w:pPr>
+      <w:r>
+        <w:t xml:space="preserve">    *   **Lower Upfront Cost:** No significant initial development investment.</w:t>
+      </w:r>
+    </w:p>
+    <w:p>
+      <w:pPr>
+        <w:pStyle w:val="ListBullet"/>
+      </w:pPr>
+      <w:r>
+        <w:t>**Cons:**</w:t>
+      </w:r>
+    </w:p>
+    <w:p>
+      <w:pPr>
+        <w:pStyle w:val="ListBullet"/>
+      </w:pPr>
+      <w:r>
+        <w:t xml:space="preserve">    *   **Less Control:** Limited customization beyond what the platform offers.</w:t>
+      </w:r>
+    </w:p>
+    <w:p>
+      <w:pPr>
+        <w:pStyle w:val="ListBullet"/>
+      </w:pPr>
+      <w:r>
+        <w:t xml:space="preserve">    *   **Potential Vendor Lock-in:** Migrating data and campaigns to another platform can be challenging.</w:t>
+      </w:r>
+    </w:p>
+    <w:p>
+      <w:pPr>
+        <w:pStyle w:val="ListBullet"/>
+      </w:pPr>
+      <w:r>
+        <w:t xml:space="preserve">    *   **Recurring Subscription Costs:** Ongoing monthly or annual fees, which can increase with business growth.</w:t>
+      </w:r>
+    </w:p>
+    <w:p>
+      <w:pPr>
+        <w:pStyle w:val="ListBullet"/>
+      </w:pPr>
+      <w:r>
+        <w:t xml:space="preserve">    *   **Data Privacy Concerns:** Reliance on a third party for client data management.</w:t>
+      </w:r>
+    </w:p>
+    <w:p>
+      <w:pPr>
+        <w:pStyle w:val="Heading3"/>
       </w:pPr>
       <w:r>
         <w:rPr>
@@ -332,125 +276,94 @@
       </w:r>
     </w:p>
     <w:p>
-      <w:r/>
+      <w:pPr>
+        <w:pStyle w:val="ListBullet"/>
+      </w:pPr>
       <w:r>
-        <w:rPr>
-          <w:b/>
-        </w:rPr>
-        <w:t>Key Features Required:</w:t>
-      </w:r>
-      <w:r>
-        <w:t xml:space="preserve"> This would necessitate developing an email sending engine (integrating with APIs like SendGrid or Mailgun), a robust template management system, contact management with segmentation capabilities, and a tracking/analytics module to monitor campaign performance.</w:t>
-      </w:r>
-    </w:p>
-    <w:p>
-      <w:r/>
-      <w:r>
-        <w:rPr>
-          <w:b/>
-        </w:rPr>
-        <w:t>Pros:</w:t>
-      </w:r>
-      <w:r>
-        <w:br/>
-        <w:t xml:space="preserve">*   </w:t>
-      </w:r>
-      <w:r>
-        <w:rPr>
-          <w:b/>
-        </w:rPr>
-        <w:t>Full Control &amp; Customization:</w:t>
-      </w:r>
-      <w:r>
-        <w:t xml:space="preserve"> Tailor every aspect of the system to exact business needs.</w:t>
-        <w:br/>
-        <w:t xml:space="preserve">*   </w:t>
-      </w:r>
-      <w:r>
-        <w:rPr>
-          <w:b/>
-        </w:rPr>
-        <w:t>Data Ownership:</w:t>
-      </w:r>
-      <w:r>
-        <w:t xml:space="preserve"> Complete control over client data, residing entirely within the company's infrastructure.</w:t>
-        <w:br/>
-        <w:t xml:space="preserve">*   </w:t>
-      </w:r>
-      <w:r>
-        <w:rPr>
-          <w:b/>
-        </w:rPr>
-        <w:t>Lower Direct Cash Costs:</w:t>
-      </w:r>
-      <w:r>
-        <w:t xml:space="preserve"> After the initial build, only operational costs (APIs, hosting) remain, which are often cheaper than SaaS subscriptions.</w:t>
-      </w:r>
-    </w:p>
-    <w:p>
-      <w:r/>
-      <w:r>
-        <w:rPr>
-          <w:b/>
-        </w:rPr>
-        <w:t>Cons:</w:t>
-      </w:r>
-      <w:r>
-        <w:br/>
-        <w:t xml:space="preserve">*   </w:t>
-      </w:r>
-      <w:r>
-        <w:rPr>
-          <w:b/>
-        </w:rPr>
-        <w:t>Massive Opportunity Cost:</w:t>
-      </w:r>
-      <w:r>
-        <w:t xml:space="preserve"> Significant investment in the owner's development time and resources.</w:t>
-        <w:br/>
-        <w:t xml:space="preserve">*   </w:t>
-      </w:r>
-      <w:r>
-        <w:rPr>
-          <w:b/>
-        </w:rPr>
-        <w:t>Significant Time Investment:</w:t>
-      </w:r>
-      <w:r>
-        <w:t xml:space="preserve"> Longer time-to-market compared to SaaS solutions.</w:t>
-        <w:br/>
-        <w:t xml:space="preserve">*   </w:t>
-      </w:r>
-      <w:r>
-        <w:rPr>
-          <w:b/>
-        </w:rPr>
-        <w:t>Ongoing Maintenance &amp; Security:</w:t>
-      </w:r>
-      <w:r>
-        <w:t xml:space="preserve"> Responsibility for bug fixes, security patches, and feature updates.</w:t>
-        <w:br/>
-        <w:t xml:space="preserve">*   </w:t>
-      </w:r>
-      <w:r>
-        <w:rPr>
-          <w:b/>
-        </w:rPr>
-        <w:t>Specialized Skills Required:</w:t>
-      </w:r>
-      <w:r>
-        <w:t xml:space="preserve"> Requires expertise in email protocols, deliverability, and marketing automation development.</w:t>
+        <w:t>**Key Features Required:** This would necessitate developing an email sending engine (integrating with APIs like SendGrid or Mailgun), a robust template management system, contact management with segmentation capabilities, and a tracking/analytics module to monitor campaign performance.</w:t>
       </w:r>
     </w:p>
     <w:p>
       <w:pPr>
-        <w:pStyle w:val="Heading1"/>
+        <w:pStyle w:val="ListBullet"/>
+      </w:pPr>
+      <w:r>
+        <w:t>**Pros:**</w:t>
+      </w:r>
+    </w:p>
+    <w:p>
+      <w:pPr>
+        <w:pStyle w:val="ListBullet"/>
+      </w:pPr>
+      <w:r>
+        <w:t xml:space="preserve">    *   **Full Control &amp; Customization:** Tailor every aspect of the system to exact business needs.</w:t>
+      </w:r>
+    </w:p>
+    <w:p>
+      <w:pPr>
+        <w:pStyle w:val="ListBullet"/>
+      </w:pPr>
+      <w:r>
+        <w:t xml:space="preserve">    *   **Data Ownership:** Complete control over client data, residing entirely within the company's infrastructure.</w:t>
+      </w:r>
+    </w:p>
+    <w:p>
+      <w:pPr>
+        <w:pStyle w:val="ListBullet"/>
+      </w:pPr>
+      <w:r>
+        <w:t xml:space="preserve">    *   **Lower Direct Cash Costs:** After the initial build, only operational costs (APIs, hosting) remain, which are often cheaper than SaaS subscriptions.</w:t>
+      </w:r>
+    </w:p>
+    <w:p>
+      <w:pPr>
+        <w:pStyle w:val="ListBullet"/>
+      </w:pPr>
+      <w:r>
+        <w:t>**Cons:**</w:t>
+      </w:r>
+    </w:p>
+    <w:p>
+      <w:pPr>
+        <w:pStyle w:val="ListBullet"/>
+      </w:pPr>
+      <w:r>
+        <w:t xml:space="preserve">    *   **Massive Opportunity Cost:** Significant investment in the owner's development time and resources.</w:t>
+      </w:r>
+    </w:p>
+    <w:p>
+      <w:pPr>
+        <w:pStyle w:val="ListBullet"/>
+      </w:pPr>
+      <w:r>
+        <w:t xml:space="preserve">    *   **Significant Time Investment:** Longer time-to-market compared to SaaS solutions.</w:t>
+      </w:r>
+    </w:p>
+    <w:p>
+      <w:pPr>
+        <w:pStyle w:val="ListBullet"/>
+      </w:pPr>
+      <w:r>
+        <w:t xml:space="preserve">    *   **Ongoing Maintenance &amp; Security:** Responsibility for bug fixes, security patches, and feature updates.</w:t>
+      </w:r>
+    </w:p>
+    <w:p>
+      <w:pPr>
+        <w:pStyle w:val="ListBullet"/>
+      </w:pPr>
+      <w:r>
+        <w:t xml:space="preserve">    *   **Specialized Skills Required:** Requires expertise in email protocols, deliverability, and marketing automation development.</w:t>
+      </w:r>
+    </w:p>
+    <w:p>
+      <w:pPr>
+        <w:pStyle w:val="Heading2"/>
       </w:pPr>
       <w:r>
         <w:rPr>
           <w:color w:val="1F4E78"/>
         </w:rPr>
-        <w:t>5. TEXT MARKETING SOLUTIONS</w:t>
+        <w:t>TEXT MARKETING SOLUTIONS</w:t>
       </w:r>
     </w:p>
     <w:p>
@@ -460,7 +373,7 @@
     </w:p>
     <w:p>
       <w:pPr>
-        <w:pStyle w:val="Heading2"/>
+        <w:pStyle w:val="Heading3"/>
       </w:pPr>
       <w:r>
         <w:rPr>
@@ -475,175 +388,128 @@
       </w:r>
     </w:p>
     <w:p>
-      <w:r/>
+      <w:pPr>
+        <w:pStyle w:val="ListBullet"/>
+      </w:pPr>
       <w:r>
-        <w:rPr>
-          <w:b/>
-        </w:rPr>
-        <w:t>Key Features:</w:t>
-      </w:r>
-      <w:r>
-        <w:t xml:space="preserve"> These platforms offer mass texting capabilities, two-way communication, contact segmentation, message scheduling, and often compliance management features (e.g., opt-in/opt-out handling).</w:t>
-      </w:r>
-    </w:p>
-    <w:p>
-      <w:r/>
-      <w:r>
-        <w:rPr>
-          <w:b/>
-        </w:rPr>
-        <w:t>Examples:</w:t>
-      </w:r>
-      <w:r>
-        <w:br/>
-        <w:t xml:space="preserve">*   </w:t>
-      </w:r>
-      <w:r>
-        <w:rPr>
-          <w:b/>
-        </w:rPr>
-        <w:t>HubSpot:</w:t>
-      </w:r>
-      <w:r>
-        <w:t xml:space="preserve"> Offers SMS as part of its broader marketing automation suite, allowing for integrated email and text campaigns.</w:t>
-        <w:br/>
-        <w:t xml:space="preserve">*   </w:t>
-      </w:r>
-      <w:r>
-        <w:rPr>
-          <w:b/>
-        </w:rPr>
-        <w:t>Customer.io:</w:t>
-      </w:r>
-      <w:r>
-        <w:t xml:space="preserve"> A customer engagement platform that supports SMS alongside email, push notifications, and in-app messages, focusing on behavioral triggers.</w:t>
-        <w:br/>
-        <w:t xml:space="preserve">*   </w:t>
-      </w:r>
-      <w:r>
-        <w:rPr>
-          <w:b/>
-        </w:rPr>
-        <w:t>Realize:</w:t>
-      </w:r>
-      <w:r>
-        <w:t xml:space="preserve"> Specializes in SMS marketing, providing tools for bulk messaging, keyword campaigns, and automated responses.</w:t>
-      </w:r>
-    </w:p>
-    <w:p>
-      <w:r/>
-      <w:r>
-        <w:rPr>
-          <w:b/>
-        </w:rPr>
-        <w:t>General Pricing Models:</w:t>
-      </w:r>
-      <w:r>
-        <w:t xml:space="preserve"> Typically priced per message sent or per contact, with varying rates for different countries and message types (e.g., transactional vs. promotional).</w:t>
-      </w:r>
-    </w:p>
-    <w:p>
-      <w:r/>
-      <w:r>
-        <w:rPr>
-          <w:b/>
-        </w:rPr>
-        <w:t>Pros:</w:t>
-      </w:r>
-      <w:r>
-        <w:br/>
-        <w:t xml:space="preserve">*   </w:t>
-      </w:r>
-      <w:r>
-        <w:rPr>
-          <w:b/>
-        </w:rPr>
-        <w:t>Quick Deployment:</w:t>
-      </w:r>
-      <w:r>
-        <w:t xml:space="preserve"> Rapid setup and launch of SMS campaigns.</w:t>
-        <w:br/>
-        <w:t xml:space="preserve">*   </w:t>
-      </w:r>
-      <w:r>
-        <w:rPr>
-          <w:b/>
-        </w:rPr>
-        <w:t>Compliance Handling:</w:t>
-      </w:r>
-      <w:r>
-        <w:t xml:space="preserve"> Platforms often assist with regulatory compliance (e.g., TCPA in the US, GDPR in Europe) for text messaging.</w:t>
-        <w:br/>
-        <w:t xml:space="preserve">*   </w:t>
-      </w:r>
-      <w:r>
-        <w:rPr>
-          <w:b/>
-        </w:rPr>
-        <w:t>Scalability:</w:t>
-      </w:r>
-      <w:r>
-        <w:t xml:space="preserve"> Easily scale message volume as business needs grow.</w:t>
-        <w:br/>
-        <w:t xml:space="preserve">*   </w:t>
-      </w:r>
-      <w:r>
-        <w:rPr>
-          <w:b/>
-        </w:rPr>
-        <w:t>Dedicated Support:</w:t>
-      </w:r>
-      <w:r>
-        <w:t xml:space="preserve"> Access to vendor support for technical issues and best practices.</w:t>
-      </w:r>
-    </w:p>
-    <w:p>
-      <w:r/>
-      <w:r>
-        <w:rPr>
-          <w:b/>
-        </w:rPr>
-        <w:t>Cons:</w:t>
-      </w:r>
-      <w:r>
-        <w:br/>
-        <w:t xml:space="preserve">*   </w:t>
-      </w:r>
-      <w:r>
-        <w:rPr>
-          <w:b/>
-        </w:rPr>
-        <w:t>Per-Message Costs:</w:t>
-      </w:r>
-      <w:r>
-        <w:t xml:space="preserve"> Costs can accumulate quickly with high message volumes.</w:t>
-        <w:br/>
-        <w:t xml:space="preserve">*   </w:t>
-      </w:r>
-      <w:r>
-        <w:rPr>
-          <w:b/>
-        </w:rPr>
-        <w:t>Less Control:</w:t>
-      </w:r>
-      <w:r>
-        <w:t xml:space="preserve"> Limited customization of the underlying messaging infrastructure.</w:t>
-        <w:br/>
-        <w:t xml:space="preserve">*   </w:t>
-      </w:r>
-      <w:r>
-        <w:rPr>
-          <w:b/>
-        </w:rPr>
-        <w:t>Potential Integration Challenges:</w:t>
-      </w:r>
-      <w:r>
-        <w:t xml:space="preserve"> May require custom development to integrate seamlessly with existing systems.</w:t>
+        <w:t>**Key Features:** These platforms offer mass texting capabilities, two-way communication, contact segmentation, message scheduling, and often compliance management features (e.g., opt-in/opt-out handling).</w:t>
       </w:r>
     </w:p>
     <w:p>
       <w:pPr>
-        <w:pStyle w:val="Heading2"/>
+        <w:pStyle w:val="ListBullet"/>
+      </w:pPr>
+      <w:r>
+        <w:t>**Examples:**</w:t>
+      </w:r>
+    </w:p>
+    <w:p>
+      <w:pPr>
+        <w:pStyle w:val="ListBullet"/>
+      </w:pPr>
+      <w:r>
+        <w:t xml:space="preserve">    *   **HubSpot:** Offers SMS as part of its broader marketing automation suite, allowing for integrated email and text campaigns.</w:t>
+      </w:r>
+    </w:p>
+    <w:p>
+      <w:pPr>
+        <w:pStyle w:val="ListBullet"/>
+      </w:pPr>
+      <w:r>
+        <w:t xml:space="preserve">    *   **Customer.io:** A customer engagement platform that supports SMS alongside email, push notifications, and in-app messages, focusing on behavioral triggers.</w:t>
+      </w:r>
+    </w:p>
+    <w:p>
+      <w:pPr>
+        <w:pStyle w:val="ListBullet"/>
+      </w:pPr>
+      <w:r>
+        <w:t xml:space="preserve">    *   **Realize:** Specializes in SMS marketing, providing tools for bulk messaging, keyword campaigns, and automated responses.</w:t>
+      </w:r>
+    </w:p>
+    <w:p>
+      <w:pPr>
+        <w:pStyle w:val="ListBullet"/>
+      </w:pPr>
+      <w:r>
+        <w:t>**General Pricing Models:** Typically priced per message sent or per contact, with varying rates for different countries and message types (e.g., transactional vs. promotional).</w:t>
+      </w:r>
+    </w:p>
+    <w:p>
+      <w:pPr>
+        <w:pStyle w:val="ListBullet"/>
+      </w:pPr>
+      <w:r>
+        <w:t>**Pros:**</w:t>
+      </w:r>
+    </w:p>
+    <w:p>
+      <w:pPr>
+        <w:pStyle w:val="ListBullet"/>
+      </w:pPr>
+      <w:r>
+        <w:t xml:space="preserve">    *   **Quick Deployment:** Rapid setup and launch of SMS campaigns.</w:t>
+      </w:r>
+    </w:p>
+    <w:p>
+      <w:pPr>
+        <w:pStyle w:val="ListBullet"/>
+      </w:pPr>
+      <w:r>
+        <w:t xml:space="preserve">    *   **Compliance Handling:** Platforms often assist with regulatory compliance (e.g., TCPA in the US, GDPR in Europe) for text messaging.</w:t>
+      </w:r>
+    </w:p>
+    <w:p>
+      <w:pPr>
+        <w:pStyle w:val="ListBullet"/>
+      </w:pPr>
+      <w:r>
+        <w:t xml:space="preserve">    *   **Scalability:** Easily scale message volume as business needs grow.</w:t>
+      </w:r>
+    </w:p>
+    <w:p>
+      <w:pPr>
+        <w:pStyle w:val="ListBullet"/>
+      </w:pPr>
+      <w:r>
+        <w:t xml:space="preserve">    *   **Dedicated Support:** Access to vendor support for technical issues and best practices.</w:t>
+      </w:r>
+    </w:p>
+    <w:p>
+      <w:pPr>
+        <w:pStyle w:val="ListBullet"/>
+      </w:pPr>
+      <w:r>
+        <w:t>**Cons:**</w:t>
+      </w:r>
+    </w:p>
+    <w:p>
+      <w:pPr>
+        <w:pStyle w:val="ListBullet"/>
+      </w:pPr>
+      <w:r>
+        <w:t xml:space="preserve">    *   **Per-Message Costs:** Costs can accumulate quickly with high message volumes.</w:t>
+      </w:r>
+    </w:p>
+    <w:p>
+      <w:pPr>
+        <w:pStyle w:val="ListBullet"/>
+      </w:pPr>
+      <w:r>
+        <w:t xml:space="preserve">    *   **Less Control:** Limited customization of the underlying messaging infrastructure.</w:t>
+      </w:r>
+    </w:p>
+    <w:p>
+      <w:pPr>
+        <w:pStyle w:val="ListBullet"/>
+      </w:pPr>
+      <w:r>
+        <w:t xml:space="preserve">    *   **Potential Integration Challenges:** May require custom development to integrate seamlessly with existing systems.</w:t>
+      </w:r>
+    </w:p>
+    <w:p>
+      <w:pPr>
+        <w:pStyle w:val="Heading3"/>
       </w:pPr>
       <w:r>
         <w:rPr>
@@ -658,114 +524,86 @@
       </w:r>
     </w:p>
     <w:p>
-      <w:r/>
+      <w:pPr>
+        <w:pStyle w:val="ListBullet"/>
+      </w:pPr>
       <w:r>
-        <w:rPr>
-          <w:b/>
-        </w:rPr>
-        <w:t>Key Features Required:</w:t>
-      </w:r>
-      <w:r>
-        <w:t xml:space="preserve"> This would involve integrating with an SMS gateway API (e.g., Twilio, Nexmo), implementing message queuing for high volume, robust contact management, and meticulous handling of opt-in/opt-out requests to ensure compliance.</w:t>
-      </w:r>
-    </w:p>
-    <w:p>
-      <w:r/>
-      <w:r>
-        <w:rPr>
-          <w:b/>
-        </w:rPr>
-        <w:t>Pros:</w:t>
-      </w:r>
-      <w:r>
-        <w:br/>
-        <w:t xml:space="preserve">*   </w:t>
-      </w:r>
-      <w:r>
-        <w:rPr>
-          <w:b/>
-        </w:rPr>
-        <w:t>Complete Control:</w:t>
-      </w:r>
-      <w:r>
-        <w:t xml:space="preserve"> Full ownership and customization of the messaging logic and user experience.</w:t>
-        <w:br/>
-        <w:t xml:space="preserve">*   </w:t>
-      </w:r>
-      <w:r>
-        <w:rPr>
-          <w:b/>
-        </w:rPr>
-        <w:t>Potentially Lower Per-Message Cost at Scale:</w:t>
-      </w:r>
-      <w:r>
-        <w:t xml:space="preserve"> Direct integration with SMS gateways can be cheaper for very high volumes.</w:t>
-        <w:br/>
-        <w:t xml:space="preserve">*   </w:t>
-      </w:r>
-      <w:r>
-        <w:rPr>
-          <w:b/>
-        </w:rPr>
-        <w:t>Custom Integration:</w:t>
-      </w:r>
-      <w:r>
-        <w:t xml:space="preserve"> Seamless integration with the existing booking and invoicing system.</w:t>
-      </w:r>
-    </w:p>
-    <w:p>
-      <w:r/>
-      <w:r>
-        <w:rPr>
-          <w:b/>
-        </w:rPr>
-        <w:t>Cons:</w:t>
-      </w:r>
-      <w:r>
-        <w:br/>
-        <w:t xml:space="preserve">*   </w:t>
-      </w:r>
-      <w:r>
-        <w:rPr>
-          <w:b/>
-        </w:rPr>
-        <w:t>Complex Technical Implementation:</w:t>
-      </w:r>
-      <w:r>
-        <w:t xml:space="preserve"> Requires significant development effort and expertise in telecommunications APIs.</w:t>
-        <w:br/>
-        <w:t xml:space="preserve">*   </w:t>
-      </w:r>
-      <w:r>
-        <w:rPr>
-          <w:b/>
-        </w:rPr>
-        <w:t>Regulatory Compliance Burden:</w:t>
-      </w:r>
-      <w:r>
-        <w:t xml:space="preserve"> Full responsibility for adhering to complex and evolving SMS marketing regulations (e.g., TCPA, GDPR, CTIA guidelines).</w:t>
-        <w:br/>
-        <w:t xml:space="preserve">*   </w:t>
-      </w:r>
-      <w:r>
-        <w:rPr>
-          <w:b/>
-        </w:rPr>
-        <w:t>Ongoing Maintenance &amp; Carrier Relations:</w:t>
-      </w:r>
-      <w:r>
-        <w:t xml:space="preserve"> Managing API changes, deliverability issues, and carrier-specific requirements.</w:t>
+        <w:t>**Key Features Required:** This would involve integrating with an SMS gateway API (e.g., Twilio, Nexmo), implementing message queuing for high volume, robust contact management, and meticulous handling of opt-in/opt-out requests to ensure compliance.</w:t>
       </w:r>
     </w:p>
     <w:p>
       <w:pPr>
-        <w:pStyle w:val="Heading1"/>
+        <w:pStyle w:val="ListBullet"/>
+      </w:pPr>
+      <w:r>
+        <w:t>**Pros:**</w:t>
+      </w:r>
+    </w:p>
+    <w:p>
+      <w:pPr>
+        <w:pStyle w:val="ListBullet"/>
+      </w:pPr>
+      <w:r>
+        <w:t xml:space="preserve">    *   **Complete Control:** Full ownership and customization of the messaging logic and user experience.</w:t>
+      </w:r>
+    </w:p>
+    <w:p>
+      <w:pPr>
+        <w:pStyle w:val="ListBullet"/>
+      </w:pPr>
+      <w:r>
+        <w:t xml:space="preserve">    *   **Potentially Lower Per-Message Cost at Scale:** Direct integration with SMS gateways can be cheaper for very high volumes.</w:t>
+      </w:r>
+    </w:p>
+    <w:p>
+      <w:pPr>
+        <w:pStyle w:val="ListBullet"/>
+      </w:pPr>
+      <w:r>
+        <w:t xml:space="preserve">    *   **Custom Integration:** Seamless integration with the existing booking and invoicing system.</w:t>
+      </w:r>
+    </w:p>
+    <w:p>
+      <w:pPr>
+        <w:pStyle w:val="ListBullet"/>
+      </w:pPr>
+      <w:r>
+        <w:t>**Cons:**</w:t>
+      </w:r>
+    </w:p>
+    <w:p>
+      <w:pPr>
+        <w:pStyle w:val="ListBullet"/>
+      </w:pPr>
+      <w:r>
+        <w:t xml:space="preserve">    *   **Complex Technical Implementation:** Requires significant development effort and expertise in telecommunications APIs.</w:t>
+      </w:r>
+    </w:p>
+    <w:p>
+      <w:pPr>
+        <w:pStyle w:val="ListBullet"/>
+      </w:pPr>
+      <w:r>
+        <w:t xml:space="preserve">    *   **Regulatory Compliance Burden:** Full responsibility for adhering to complex and evolving SMS marketing regulations (e.g., TCPA, GDPR, CTIA guidelines).</w:t>
+      </w:r>
+    </w:p>
+    <w:p>
+      <w:pPr>
+        <w:pStyle w:val="ListBullet"/>
+      </w:pPr>
+      <w:r>
+        <w:t xml:space="preserve">    *   **Ongoing Maintenance &amp; Carrier Relations:** Managing API changes, deliverability issues, and carrier-specific requirements.</w:t>
+      </w:r>
+    </w:p>
+    <w:p>
+      <w:pPr>
+        <w:pStyle w:val="Heading2"/>
       </w:pPr>
       <w:r>
         <w:rPr>
           <w:color w:val="1F4E78"/>
         </w:rPr>
-        <w:t>6. FINANCIAL ANALYSIS &amp; TCO</w:t>
+        <w:t>FINANCIAL ANALYSIS &amp; TCO</w:t>
       </w:r>
     </w:p>
     <w:p>
@@ -877,7 +715,7 @@
       </w:r>
       <w:r>
         <w:br/>
-        <w:t xml:space="preserve">    *   Email Marketing Platform (e.g., Mailchimp, Brevo, Constant Contact): ~$600/year.</w:t>
+        <w:t xml:space="preserve">    *   Email Marketing Platform (e.g., Mailchimp, Brevo): ~$600/year.</w:t>
         <w:br/>
         <w:t xml:space="preserve">    *   Text Marketing Platform (e.g., HubSpot SMS add-on): ~$840/year.</w:t>
         <w:br/>
@@ -953,28 +791,18 @@
     </w:p>
     <w:p>
       <w:pPr>
-        <w:pStyle w:val="Heading1"/>
+        <w:pStyle w:val="Heading2"/>
       </w:pPr>
       <w:r>
         <w:rPr>
           <w:color w:val="1F4E78"/>
         </w:rPr>
-        <w:t>7. COMPARATIVE ANALYSIS: IN-HOUSE VS. OUTSOURCED</w:t>
+        <w:t>COMPARATIVE ANALYSIS: IN-HOUSE VS. OUTSOURCED</w:t>
       </w:r>
     </w:p>
     <w:p>
       <w:r>
         <w:t>The decision between an in-house developed system and an outsourced SaaS solution involves weighing several critical factors.</w:t>
-      </w:r>
-    </w:p>
-    <w:p>
-      <w:r>
-        <w:t>For All Clean Property Services, with a software developer owner and an existing booking/invoicing site, the allure of full control through in-house development is understandable. However, the trade-offs are significant. The massive opportunity cost and extensive time investment for development mean a much longer time-to-market, delaying the realization of recurring revenue benefits. Furthermore, the ongoing burden of maintenance, security, and staying abreast of evolving marketing technologies and compliance regulations would divert the developer's focus from core business improvements.</w:t>
-      </w:r>
-    </w:p>
-    <w:p>
-      <w:r>
-        <w:t>Outsourced solutions, while offering less granular control, provide immediate access to robust, industry-tested features, dedicated support, and continuous updates without the development overhead. The recurring subscription costs are predictable and, while higher in cash terms than in-house hosting, are vastly cheaper when factoring in the value of the owner's time. Integration with the existing system can be achieved through APIs, which most modern SaaS platforms offer. This approach allows the business to leverage specialized expertise and focus its internal resources on its primary service offerings.</w:t>
       </w:r>
     </w:p>
     <w:tbl>
@@ -1037,7 +865,7 @@
           </w:tcPr>
           <w:p>
             <w:r>
-              <w:t>Cost</w:t>
+              <w:t>**Cost**</w:t>
             </w:r>
           </w:p>
         </w:tc>
@@ -1069,7 +897,7 @@
           </w:tcPr>
           <w:p>
             <w:r>
-              <w:t>Time to Market</w:t>
+              <w:t>**Time to Market**</w:t>
             </w:r>
           </w:p>
         </w:tc>
@@ -1101,7 +929,7 @@
           </w:tcPr>
           <w:p>
             <w:r>
-              <w:t>Control &amp; Customization</w:t>
+              <w:t>**Control &amp; Customization**</w:t>
             </w:r>
           </w:p>
         </w:tc>
@@ -1133,7 +961,7 @@
           </w:tcPr>
           <w:p>
             <w:r>
-              <w:t>Features &amp; Functionality</w:t>
+              <w:t>**Features &amp; Functionality**</w:t>
             </w:r>
           </w:p>
         </w:tc>
@@ -1165,7 +993,7 @@
           </w:tcPr>
           <w:p>
             <w:r>
-              <w:t>Scalability</w:t>
+              <w:t>**Scalability**</w:t>
             </w:r>
           </w:p>
         </w:tc>
@@ -1197,7 +1025,7 @@
           </w:tcPr>
           <w:p>
             <w:r>
-              <w:t>Maintenance &amp; Support</w:t>
+              <w:t>**Maintenance &amp; Support**</w:t>
             </w:r>
           </w:p>
         </w:tc>
@@ -1229,7 +1057,7 @@
           </w:tcPr>
           <w:p>
             <w:r>
-              <w:t>Data Security &amp; Compliance</w:t>
+              <w:t>**Data Security &amp; Compliance**</w:t>
             </w:r>
           </w:p>
         </w:tc>
@@ -1261,7 +1089,7 @@
           </w:tcPr>
           <w:p>
             <w:r>
-              <w:t>Integration with Existing System</w:t>
+              <w:t>**Integration with Existing System**</w:t>
             </w:r>
           </w:p>
         </w:tc>
@@ -1290,13 +1118,34 @@
     <w:p/>
     <w:p>
       <w:pPr>
-        <w:pStyle w:val="Heading1"/>
+        <w:pStyle w:val="Heading3"/>
       </w:pPr>
       <w:r>
         <w:rPr>
           <w:color w:val="1F4E78"/>
         </w:rPr>
-        <w:t>8. RECOMMENDATION</w:t>
+        <w:t>Discussion of Trade-offs:</w:t>
+      </w:r>
+    </w:p>
+    <w:p>
+      <w:r>
+        <w:t>For All Clean Property Services, with a software developer owner and an existing booking/invoicing site, the allure of full control through in-house development is understandable. However, the trade-offs are significant. The massive opportunity cost and extensive time investment for development mean a much longer time-to-market, delaying the realization of recurring revenue benefits. Furthermore, the ongoing burden of maintenance, security, and staying abreast of evolving marketing technologies and compliance regulations would divert the developer's focus from core business improvements.</w:t>
+      </w:r>
+    </w:p>
+    <w:p>
+      <w:r>
+        <w:t>Outsourced solutions, while offering less granular control, provide immediate access to robust, industry-tested features, dedicated support, and continuous updates without the development overhead. The recurring subscription costs are predictable and, while higher in cash terms than in-house hosting, are vastly cheaper when factoring in the value of the owner's time. Integration with the existing system can be achieved through APIs, which most modern SaaS platforms offer. This approach allows the business to leverage specialized expertise and focus its internal resources on its primary service offerings.</w:t>
+      </w:r>
+    </w:p>
+    <w:p>
+      <w:pPr>
+        <w:pStyle w:val="Heading2"/>
+      </w:pPr>
+      <w:r>
+        <w:rPr>
+          <w:color w:val="1F4E78"/>
+        </w:rPr>
+        <w:t>RECOMMENDATION</w:t>
       </w:r>
     </w:p>
     <w:p>
@@ -1432,13 +1281,13 @@
     </w:p>
     <w:p>
       <w:pPr>
-        <w:pStyle w:val="Heading1"/>
+        <w:pStyle w:val="Heading2"/>
       </w:pPr>
       <w:r>
         <w:rPr>
           <w:color w:val="1F4E78"/>
         </w:rPr>
-        <w:t>9. CONCLUSION</w:t>
+        <w:t>CONCLUSION</w:t>
       </w:r>
     </w:p>
     <w:p>

--- a/recommendation_report.docx
+++ b/recommendation_report.docx
@@ -28,27 +28,27 @@
     <w:p/>
     <w:p>
       <w:pPr>
-        <w:pStyle w:val="Heading1"/>
+        <w:pStyle w:val="Heading2"/>
       </w:pPr>
       <w:r>
         <w:rPr>
           <w:color w:val="1F4E78"/>
         </w:rPr>
-        <w:t>EXECUTIVE SUMMARY</w:t>
+        <w:t>1. EXECUTIVE SUMMARY</w:t>
       </w:r>
     </w:p>
     <w:p>
       <w:r>
-        <w:t xml:space="preserve">All Clean Property Services currently faces a significant challenge in client retargeting, relying on an inefficient phone call system with a mere 20% answer rate. This report evaluates the strategic decision between developing an in-house email and text marketing system versus outsourcing to existing SaaS platforms to improve client re-engagement and drive recurring revenue. Our analysis indicates that while an in-house solution offers complete control and slightly lower direct cash costs, it comes with a massive opportunity cost in the owner's development time. Conversely, outsourced platforms provide a rapid, feature-rich, and economically superior alternative. Based on a comprehensive comparison of features, costs, time-to-market, and scalability, </w:t>
+        <w:t xml:space="preserve">All Clean Property Services currently faces a significant challenge in client retargeting, relying on an inefficient phone call system with a mere 20% answer rate. This report evaluates the strategic decision between developing an in-house email and text marketing system versus outsourcing to existing SaaS platforms to improve client re-engagement and drive recurring revenue. Our comprehensive analysis, encompassing financial implications, time-to-market, feature sets, and ongoing maintenance, reveals a clear path forward. While an in-house solution offers complete control and slightly lower direct cash costs, it comes with a massive opportunity cost in the owner's valuable development time, leading to a significantly higher economic Total Cost of Ownership (TCO). Conversely, outsourced platforms provide a rapid, feature-rich, and economically superior alternative, allowing the business to leverage industry-leading tools without diverting critical internal resources. Based on a thorough comparison, </w:t>
       </w:r>
       <w:r>
         <w:rPr>
           <w:b/>
         </w:rPr>
-        <w:t>we recommend outsourcing to a combination of specialized email and text marketing SaaS platforms.</w:t>
+        <w:t>we strongly recommend outsourcing to a combination of specialized email and text marketing SaaS platforms.</w:t>
       </w:r>
       <w:r>
-        <w:t xml:space="preserve"> This approach offers a significantly lower economic Total Cost of Ownership (TCO) over three years, faster implementation, and allows the owner to leverage industry-leading tools without diverting valuable development resources from core business growth.</w:t>
+        <w:t xml:space="preserve"> This approach offers a substantially lower economic TCO over three years, ensures faster implementation, and empowers the owner to focus on core business growth, ultimately leading to more efficient client re-engagement and a significant boost in recurring revenue.</w:t>
       </w:r>
     </w:p>
     <w:p>
@@ -59,7 +59,7 @@
         <w:rPr>
           <w:color w:val="1F4E78"/>
         </w:rPr>
-        <w:t>INTRODUCTION</w:t>
+        <w:t>2. INTRODUCTION</w:t>
       </w:r>
     </w:p>
     <w:p>
@@ -75,7 +75,7 @@
         <w:rPr>
           <w:color w:val="1F4E78"/>
         </w:rPr>
-        <w:t>CURRENT RETARGETING CHALLENGES</w:t>
+        <w:t>3. CURRENT RETARGETING CHALLENGES</w:t>
       </w:r>
     </w:p>
     <w:p>
@@ -91,7 +91,7 @@
         <w:rPr>
           <w:color w:val="1F4E78"/>
         </w:rPr>
-        <w:t>EMAIL MARKETING SOLUTIONS</w:t>
+        <w:t>4. EMAIL MARKETING SOLUTIONS</w:t>
       </w:r>
     </w:p>
     <w:p>
@@ -136,7 +136,7 @@
         <w:pStyle w:val="ListBullet"/>
       </w:pPr>
       <w:r>
-        <w:t xml:space="preserve">    *   **Mailchimp:** Known for its user-friendly interface and extensive template library, suitable for beginners and growing businesses. Offers free tiers for limited contacts.</w:t>
+        <w:t>**Mailchimp:** Known for its user-friendly interface and extensive template library, suitable for beginners and growing businesses. Offers free tiers for limited contacts.</w:t>
       </w:r>
     </w:p>
     <w:p>
@@ -144,7 +144,7 @@
         <w:pStyle w:val="ListBullet"/>
       </w:pPr>
       <w:r>
-        <w:t xml:space="preserve">    *   **Brevo (formerly Sendinblue):** Combines email, SMS, chat, and CRM functionalities. Offers strong automation and transactional email capabilities.</w:t>
+        <w:t>**Brevo (formerly Sendinblue):** Combines email, SMS, chat, and CRM functionalities. Offers strong automation and transactional email capabilities.</w:t>
       </w:r>
     </w:p>
     <w:p>
@@ -152,7 +152,7 @@
         <w:pStyle w:val="ListBullet"/>
       </w:pPr>
       <w:r>
-        <w:t xml:space="preserve">    *   **Constant Contact:** Focuses on small businesses with easy-to-use tools for email creation, event marketing, and social media integration.</w:t>
+        <w:t>**Constant Contact:** Focuses on small businesses with easy-to-use tools for email creation, event marketing, and social media integration.</w:t>
       </w:r>
     </w:p>
     <w:p>
@@ -160,7 +160,7 @@
         <w:pStyle w:val="ListBullet"/>
       </w:pPr>
       <w:r>
-        <w:t xml:space="preserve">    *   **HubSpot:** A comprehensive inbound marketing platform that includes powerful email marketing tools, CRM, sales, and service features, ideal for businesses looking for an all-in-one solution.</w:t>
+        <w:t>**HubSpot:** A comprehensive inbound marketing platform that includes powerful email marketing tools, CRM, sales, and service features, ideal for businesses looking for an all-in-one solution.</w:t>
       </w:r>
     </w:p>
     <w:p>
@@ -168,7 +168,7 @@
         <w:pStyle w:val="ListBullet"/>
       </w:pPr>
       <w:r>
-        <w:t xml:space="preserve">    *   **Omnisend:** E-commerce focused, offering advanced segmentation and automation for email and SMS.</w:t>
+        <w:t>**Omnisend:** E-commerce focused, offering advanced segmentation and automation for email and SMS.</w:t>
       </w:r>
     </w:p>
     <w:p>
@@ -192,7 +192,7 @@
         <w:pStyle w:val="ListBullet"/>
       </w:pPr>
       <w:r>
-        <w:t xml:space="preserve">    *   **Quick Setup &amp; Time-to-Market:** Platforms are ready to use, allowing for immediate campaign deployment.</w:t>
+        <w:t>**Quick Setup &amp; Time-to-Market:** Platforms are ready to use, allowing for immediate campaign deployment.</w:t>
       </w:r>
     </w:p>
     <w:p>
@@ -200,7 +200,7 @@
         <w:pStyle w:val="ListBullet"/>
       </w:pPr>
       <w:r>
-        <w:t xml:space="preserve">    *   **Feature-Rich:** Access to a wide array of sophisticated tools and functionalities without development effort.</w:t>
+        <w:t>**Feature-Rich:** Access to a wide array of sophisticated tools and functionalities without development effort.</w:t>
       </w:r>
     </w:p>
     <w:p>
@@ -208,7 +208,7 @@
         <w:pStyle w:val="ListBullet"/>
       </w:pPr>
       <w:r>
-        <w:t xml:space="preserve">    *   **Ongoing Support &amp; Maintenance:** Vendors handle all technical maintenance, security updates, and provide customer support.</w:t>
+        <w:t>**Ongoing Support &amp; Maintenance:** Vendors handle all technical maintenance, security updates, and provide customer support.</w:t>
       </w:r>
     </w:p>
     <w:p>
@@ -216,7 +216,7 @@
         <w:pStyle w:val="ListBullet"/>
       </w:pPr>
       <w:r>
-        <w:t xml:space="preserve">    *   **Lower Upfront Cost:** No significant initial development investment.</w:t>
+        <w:t>**Lower Upfront Cost:** No significant initial development investment.</w:t>
       </w:r>
     </w:p>
     <w:p>
@@ -232,7 +232,7 @@
         <w:pStyle w:val="ListBullet"/>
       </w:pPr>
       <w:r>
-        <w:t xml:space="preserve">    *   **Less Control:** Limited customization beyond what the platform offers.</w:t>
+        <w:t>**Less Control:** Limited customization beyond what the platform offers.</w:t>
       </w:r>
     </w:p>
     <w:p>
@@ -240,7 +240,7 @@
         <w:pStyle w:val="ListBullet"/>
       </w:pPr>
       <w:r>
-        <w:t xml:space="preserve">    *   **Potential Vendor Lock-in:** Migrating data and campaigns to another platform can be challenging.</w:t>
+        <w:t>**Potential Vendor Lock-in:** Migrating data and campaigns to another platform can be challenging.</w:t>
       </w:r>
     </w:p>
     <w:p>
@@ -248,7 +248,7 @@
         <w:pStyle w:val="ListBullet"/>
       </w:pPr>
       <w:r>
-        <w:t xml:space="preserve">    *   **Recurring Subscription Costs:** Ongoing monthly or annual fees, which can increase with business growth.</w:t>
+        <w:t>**Recurring Subscription Costs:** Ongoing monthly or annual fees, which can increase with business growth.</w:t>
       </w:r>
     </w:p>
     <w:p>
@@ -256,7 +256,7 @@
         <w:pStyle w:val="ListBullet"/>
       </w:pPr>
       <w:r>
-        <w:t xml:space="preserve">    *   **Data Privacy Concerns:** Reliance on a third party for client data management.</w:t>
+        <w:t>**Data Privacy Concerns:** Reliance on a third party for client data management.</w:t>
       </w:r>
     </w:p>
     <w:p>
@@ -296,7 +296,7 @@
         <w:pStyle w:val="ListBullet"/>
       </w:pPr>
       <w:r>
-        <w:t xml:space="preserve">    *   **Full Control &amp; Customization:** Tailor every aspect of the system to exact business needs.</w:t>
+        <w:t>**Full Control &amp; Customization:** Tailor every aspect of the system to exact business needs.</w:t>
       </w:r>
     </w:p>
     <w:p>
@@ -304,7 +304,7 @@
         <w:pStyle w:val="ListBullet"/>
       </w:pPr>
       <w:r>
-        <w:t xml:space="preserve">    *   **Data Ownership:** Complete control over client data, residing entirely within the company's infrastructure.</w:t>
+        <w:t>**Data Ownership:** Complete control over client data, residing entirely within the company's infrastructure.</w:t>
       </w:r>
     </w:p>
     <w:p>
@@ -312,7 +312,7 @@
         <w:pStyle w:val="ListBullet"/>
       </w:pPr>
       <w:r>
-        <w:t xml:space="preserve">    *   **Lower Direct Cash Costs:** After the initial build, only operational costs (APIs, hosting) remain, which are often cheaper than SaaS subscriptions.</w:t>
+        <w:t>**Lower Direct Cash Costs:** After the initial build, only operational costs (APIs, hosting) remain, which are often cheaper than SaaS subscriptions.</w:t>
       </w:r>
     </w:p>
     <w:p>
@@ -328,7 +328,7 @@
         <w:pStyle w:val="ListBullet"/>
       </w:pPr>
       <w:r>
-        <w:t xml:space="preserve">    *   **Massive Opportunity Cost:** Significant investment in the owner's development time and resources.</w:t>
+        <w:t>**Massive Opportunity Cost:** Significant investment in the owner's development time and resources.</w:t>
       </w:r>
     </w:p>
     <w:p>
@@ -336,7 +336,7 @@
         <w:pStyle w:val="ListBullet"/>
       </w:pPr>
       <w:r>
-        <w:t xml:space="preserve">    *   **Significant Time Investment:** Longer time-to-market compared to SaaS solutions.</w:t>
+        <w:t>**Significant Time Investment:** Longer time-to-market compared to SaaS solutions.</w:t>
       </w:r>
     </w:p>
     <w:p>
@@ -344,7 +344,7 @@
         <w:pStyle w:val="ListBullet"/>
       </w:pPr>
       <w:r>
-        <w:t xml:space="preserve">    *   **Ongoing Maintenance &amp; Security:** Responsibility for bug fixes, security patches, and feature updates.</w:t>
+        <w:t>**Ongoing Maintenance &amp; Security:** Responsibility for bug fixes, security patches, and feature updates.</w:t>
       </w:r>
     </w:p>
     <w:p>
@@ -352,7 +352,7 @@
         <w:pStyle w:val="ListBullet"/>
       </w:pPr>
       <w:r>
-        <w:t xml:space="preserve">    *   **Specialized Skills Required:** Requires expertise in email protocols, deliverability, and marketing automation development.</w:t>
+        <w:t>**Specialized Skills Required:** Requires expertise in email protocols, deliverability, and marketing automation development.</w:t>
       </w:r>
     </w:p>
     <w:p>
@@ -363,7 +363,7 @@
         <w:rPr>
           <w:color w:val="1F4E78"/>
         </w:rPr>
-        <w:t>TEXT MARKETING SOLUTIONS</w:t>
+        <w:t>5. TEXT MARKETING SOLUTIONS</w:t>
       </w:r>
     </w:p>
     <w:p>
@@ -408,7 +408,7 @@
         <w:pStyle w:val="ListBullet"/>
       </w:pPr>
       <w:r>
-        <w:t xml:space="preserve">    *   **HubSpot:** Offers SMS as part of its broader marketing automation suite, allowing for integrated email and text campaigns.</w:t>
+        <w:t>**HubSpot:** Offers SMS as part of its broader marketing automation suite, allowing for integrated email and text campaigns.</w:t>
       </w:r>
     </w:p>
     <w:p>
@@ -416,7 +416,7 @@
         <w:pStyle w:val="ListBullet"/>
       </w:pPr>
       <w:r>
-        <w:t xml:space="preserve">    *   **Customer.io:** A customer engagement platform that supports SMS alongside email, push notifications, and in-app messages, focusing on behavioral triggers.</w:t>
+        <w:t>**Customer.io:** A customer engagement platform that supports SMS alongside email, push notifications, and in-app messages, focusing on behavioral triggers.</w:t>
       </w:r>
     </w:p>
     <w:p>
@@ -424,7 +424,7 @@
         <w:pStyle w:val="ListBullet"/>
       </w:pPr>
       <w:r>
-        <w:t xml:space="preserve">    *   **Realize:** Specializes in SMS marketing, providing tools for bulk messaging, keyword campaigns, and automated responses.</w:t>
+        <w:t>**Realize:** Specializes in SMS marketing, providing tools for bulk messaging, keyword campaigns, and automated responses.</w:t>
       </w:r>
     </w:p>
     <w:p>
@@ -448,7 +448,7 @@
         <w:pStyle w:val="ListBullet"/>
       </w:pPr>
       <w:r>
-        <w:t xml:space="preserve">    *   **Quick Deployment:** Rapid setup and launch of SMS campaigns.</w:t>
+        <w:t>**Quick Deployment:** Rapid setup and launch of SMS campaigns.</w:t>
       </w:r>
     </w:p>
     <w:p>
@@ -456,7 +456,7 @@
         <w:pStyle w:val="ListBullet"/>
       </w:pPr>
       <w:r>
-        <w:t xml:space="preserve">    *   **Compliance Handling:** Platforms often assist with regulatory compliance (e.g., TCPA in the US, GDPR in Europe) for text messaging.</w:t>
+        <w:t>**Compliance Handling:** Platforms often assist with regulatory compliance (e.g., TCPA in the US, GDPR in Europe) for text messaging.</w:t>
       </w:r>
     </w:p>
     <w:p>
@@ -464,7 +464,7 @@
         <w:pStyle w:val="ListBullet"/>
       </w:pPr>
       <w:r>
-        <w:t xml:space="preserve">    *   **Scalability:** Easily scale message volume as business needs grow.</w:t>
+        <w:t>**Scalability:** Easily scale message volume as business needs grow.</w:t>
       </w:r>
     </w:p>
     <w:p>
@@ -472,7 +472,7 @@
         <w:pStyle w:val="ListBullet"/>
       </w:pPr>
       <w:r>
-        <w:t xml:space="preserve">    *   **Dedicated Support:** Access to vendor support for technical issues and best practices.</w:t>
+        <w:t>**Dedicated Support:** Access to vendor support for technical issues and best practices.</w:t>
       </w:r>
     </w:p>
     <w:p>
@@ -488,7 +488,7 @@
         <w:pStyle w:val="ListBullet"/>
       </w:pPr>
       <w:r>
-        <w:t xml:space="preserve">    *   **Per-Message Costs:** Costs can accumulate quickly with high message volumes.</w:t>
+        <w:t>**Per-Message Costs:** Costs can accumulate quickly with high message volumes.</w:t>
       </w:r>
     </w:p>
     <w:p>
@@ -496,7 +496,7 @@
         <w:pStyle w:val="ListBullet"/>
       </w:pPr>
       <w:r>
-        <w:t xml:space="preserve">    *   **Less Control:** Limited customization of the underlying messaging infrastructure.</w:t>
+        <w:t>**Less Control:** Limited customization of the underlying messaging infrastructure.</w:t>
       </w:r>
     </w:p>
     <w:p>
@@ -504,7 +504,7 @@
         <w:pStyle w:val="ListBullet"/>
       </w:pPr>
       <w:r>
-        <w:t xml:space="preserve">    *   **Potential Integration Challenges:** May require custom development to integrate seamlessly with existing systems.</w:t>
+        <w:t>**Potential Integration Challenges:** May require custom development to integrate seamlessly with existing systems.</w:t>
       </w:r>
     </w:p>
     <w:p>
@@ -544,7 +544,7 @@
         <w:pStyle w:val="ListBullet"/>
       </w:pPr>
       <w:r>
-        <w:t xml:space="preserve">    *   **Complete Control:** Full ownership and customization of the messaging logic and user experience.</w:t>
+        <w:t>**Complete Control:** Full ownership and customization of the messaging logic and user experience.</w:t>
       </w:r>
     </w:p>
     <w:p>
@@ -552,7 +552,7 @@
         <w:pStyle w:val="ListBullet"/>
       </w:pPr>
       <w:r>
-        <w:t xml:space="preserve">    *   **Potentially Lower Per-Message Cost at Scale:** Direct integration with SMS gateways can be cheaper for very high volumes.</w:t>
+        <w:t>**Potentially Lower Per-Message Cost at Scale:** Direct integration with SMS gateways can be cheaper for very high volumes.</w:t>
       </w:r>
     </w:p>
     <w:p>
@@ -560,7 +560,7 @@
         <w:pStyle w:val="ListBullet"/>
       </w:pPr>
       <w:r>
-        <w:t xml:space="preserve">    *   **Custom Integration:** Seamless integration with the existing booking and invoicing system.</w:t>
+        <w:t>**Custom Integration:** Seamless integration with the existing booking and invoicing system.</w:t>
       </w:r>
     </w:p>
     <w:p>
@@ -576,7 +576,7 @@
         <w:pStyle w:val="ListBullet"/>
       </w:pPr>
       <w:r>
-        <w:t xml:space="preserve">    *   **Complex Technical Implementation:** Requires significant development effort and expertise in telecommunications APIs.</w:t>
+        <w:t>**Complex Technical Implementation:** Requires significant development effort and expertise in telecommunications APIs.</w:t>
       </w:r>
     </w:p>
     <w:p>
@@ -584,7 +584,7 @@
         <w:pStyle w:val="ListBullet"/>
       </w:pPr>
       <w:r>
-        <w:t xml:space="preserve">    *   **Regulatory Compliance Burden:** Full responsibility for adhering to complex and evolving SMS marketing regulations (e.g., TCPA, GDPR, CTIA guidelines).</w:t>
+        <w:t>**Regulatory Compliance Burden:** Full responsibility for adhering to complex and evolving SMS marketing regulations (e.g., TCPA, GDPR, CTIA guidelines).</w:t>
       </w:r>
     </w:p>
     <w:p>
@@ -592,7 +592,7 @@
         <w:pStyle w:val="ListBullet"/>
       </w:pPr>
       <w:r>
-        <w:t xml:space="preserve">    *   **Ongoing Maintenance &amp; Carrier Relations:** Managing API changes, deliverability issues, and carrier-specific requirements.</w:t>
+        <w:t>**Ongoing Maintenance &amp; Carrier Relations:** Managing API changes, deliverability issues, and carrier-specific requirements.</w:t>
       </w:r>
     </w:p>
     <w:p>
@@ -603,7 +603,7 @@
         <w:rPr>
           <w:color w:val="1F4E78"/>
         </w:rPr>
-        <w:t>FINANCIAL ANALYSIS &amp; TCO</w:t>
+        <w:t>6. FINANCIAL ANALYSIS &amp; TCO</w:t>
       </w:r>
     </w:p>
     <w:p>
@@ -619,13 +619,30 @@
         </w:rPr>
         <w:t>Assumptions:</w:t>
       </w:r>
+      <w:r/>
+    </w:p>
+    <w:p>
+      <w:pPr>
+        <w:pStyle w:val="ListBullet"/>
+      </w:pPr>
       <w:r>
-        <w:br/>
-        <w:t>*   Developer Hourly Rate: $75/hour (representing the opportunity cost of the owner's time).</w:t>
-        <w:br/>
-        <w:t>*   Average Job Value: $150</w:t>
-        <w:br/>
-        <w:t>*   Improved Re-engagement Rate: A conservative 10% increase in effective client re-engagement.</w:t>
+        <w:t>Developer Hourly Rate: $75/hour (representing the opportunity cost of the owner's time).</w:t>
+      </w:r>
+    </w:p>
+    <w:p>
+      <w:pPr>
+        <w:pStyle w:val="ListBullet"/>
+      </w:pPr>
+      <w:r>
+        <w:t>Average Job Value: $150</w:t>
+      </w:r>
+    </w:p>
+    <w:p>
+      <w:pPr>
+        <w:pStyle w:val="ListBullet"/>
+      </w:pPr>
+      <w:r>
+        <w:t>Improved Re-engagement Rate: A conservative 10% increase in effective client re-engagement.</w:t>
       </w:r>
     </w:p>
     <w:p>
@@ -636,63 +653,54 @@
         </w:rPr>
         <w:t>In-House Development (3-Year TCO):</w:t>
       </w:r>
+      <w:r/>
+    </w:p>
+    <w:p>
+      <w:pPr>
+        <w:pStyle w:val="ListBullet"/>
+      </w:pPr>
       <w:r>
-        <w:br/>
-        <w:t xml:space="preserve">*   </w:t>
+        <w:t>**Initial Development Costs:** Estimated 300 hours for core features at $75/hour = **$22,500** (Opportunity Cost).</w:t>
       </w:r>
+    </w:p>
+    <w:p>
+      <w:pPr>
+        <w:pStyle w:val="ListBullet"/>
+      </w:pPr>
       <w:r>
-        <w:rPr>
-          <w:b/>
-        </w:rPr>
-        <w:t>Initial Development Costs:</w:t>
+        <w:t>**Annual Operating Costs:**</w:t>
       </w:r>
+    </w:p>
+    <w:p>
+      <w:pPr>
+        <w:pStyle w:val="ListBullet"/>
+      </w:pPr>
       <w:r>
-        <w:t xml:space="preserve"> Estimated 300 hours for core features at $75/hour = </w:t>
+        <w:t>Maintenance &amp; Updates: 40 hours/year * $75/hour = $3,000/year (Opportunity Cost).</w:t>
       </w:r>
+    </w:p>
+    <w:p>
+      <w:pPr>
+        <w:pStyle w:val="ListBullet"/>
+      </w:pPr>
       <w:r>
-        <w:rPr>
-          <w:b/>
-        </w:rPr>
-        <w:t>$22,500</w:t>
+        <w:t>Infrastructure (Email/SMS APIs, Hosting): ~$840/year (Cash Cost).</w:t>
       </w:r>
+    </w:p>
+    <w:p>
+      <w:pPr>
+        <w:pStyle w:val="ListBullet"/>
+      </w:pPr>
       <w:r>
-        <w:t xml:space="preserve"> (Opportunity Cost).</w:t>
-        <w:br/>
-        <w:t xml:space="preserve">*   </w:t>
+        <w:t>Total Annual Operating Cost: $3,840.</w:t>
       </w:r>
+    </w:p>
+    <w:p>
+      <w:pPr>
+        <w:pStyle w:val="ListBullet"/>
+      </w:pPr>
       <w:r>
-        <w:rPr>
-          <w:b/>
-        </w:rPr>
-        <w:t>Annual Operating Costs:</w:t>
-      </w:r>
-      <w:r>
-        <w:br/>
-        <w:t xml:space="preserve">    *   Maintenance &amp; Updates: 40 hours/year * $75/hour = $3,000/year (Opportunity Cost).</w:t>
-        <w:br/>
-        <w:t xml:space="preserve">    *   Infrastructure (Email/SMS APIs, Hosting): ~$840/year (Cash Cost).</w:t>
-        <w:br/>
-        <w:t xml:space="preserve">    *   Total Annual Operating Cost: $3,840.</w:t>
-        <w:br/>
-        <w:t xml:space="preserve">*   </w:t>
-      </w:r>
-      <w:r>
-        <w:rPr>
-          <w:b/>
-        </w:rPr>
-        <w:t>Total 3-Year TCO (In-House):</w:t>
-      </w:r>
-      <w:r>
-        <w:t xml:space="preserve"> $2,520 (Cash) + $31,500 (Opportunity) = </w:t>
-      </w:r>
-      <w:r>
-        <w:rPr>
-          <w:b/>
-        </w:rPr>
-        <w:t>$34,020</w:t>
-      </w:r>
-      <w:r>
-        <w:t xml:space="preserve"> (Total Economic TCO).</w:t>
+        <w:t>**Total 3-Year TCO (In-House):** $2,520 (Cash) + $31,500 (Opportunity) = **$34,020** (Total Economic TCO).</w:t>
       </w:r>
     </w:p>
     <w:p>
@@ -703,43 +711,46 @@
         </w:rPr>
         <w:t>Outsourced (SaaS) Solution (3-Year TCO):</w:t>
       </w:r>
+      <w:r/>
+    </w:p>
+    <w:p>
+      <w:pPr>
+        <w:pStyle w:val="ListBullet"/>
+      </w:pPr>
       <w:r>
-        <w:br/>
-        <w:t xml:space="preserve">*   </w:t>
+        <w:t>**Annual Subscription Costs:**</w:t>
       </w:r>
+    </w:p>
+    <w:p>
+      <w:pPr>
+        <w:pStyle w:val="ListBullet"/>
+      </w:pPr>
       <w:r>
-        <w:rPr>
-          <w:b/>
-        </w:rPr>
-        <w:t>Annual Subscription Costs:</w:t>
+        <w:t>Email Marketing Platform (e.g., Mailchimp, Brevo): ~$600/year.</w:t>
       </w:r>
+    </w:p>
+    <w:p>
+      <w:pPr>
+        <w:pStyle w:val="ListBullet"/>
+      </w:pPr>
       <w:r>
-        <w:br/>
-        <w:t xml:space="preserve">    *   Email Marketing Platform (e.g., Mailchimp, Brevo): ~$600/year.</w:t>
-        <w:br/>
-        <w:t xml:space="preserve">    *   Text Marketing Platform (e.g., HubSpot SMS add-on): ~$840/year.</w:t>
-        <w:br/>
-        <w:t xml:space="preserve">    *   Total Annual SaaS Cost: $1,440 (Cash Cost).</w:t>
-        <w:br/>
-        <w:t xml:space="preserve">*   </w:t>
+        <w:t>Text Marketing Platform (e.g., HubSpot SMS add-on): ~$840/year.</w:t>
       </w:r>
+    </w:p>
+    <w:p>
+      <w:pPr>
+        <w:pStyle w:val="ListBullet"/>
+      </w:pPr>
       <w:r>
-        <w:rPr>
-          <w:b/>
-        </w:rPr>
-        <w:t>Total 3-Year TCO (Outsourced):</w:t>
+        <w:t>Total Annual SaaS Cost: $1,440 (Cash Cost).</w:t>
       </w:r>
+    </w:p>
+    <w:p>
+      <w:pPr>
+        <w:pStyle w:val="ListBullet"/>
+      </w:pPr>
       <w:r>
-        <w:t xml:space="preserve"> 3 * $1,440 = </w:t>
-      </w:r>
-      <w:r>
-        <w:rPr>
-          <w:b/>
-        </w:rPr>
-        <w:t>$4,320</w:t>
-      </w:r>
-      <w:r>
-        <w:t xml:space="preserve"> (All Cash).</w:t>
+        <w:t>**Total 3-Year TCO (Outsourced):** 3 * $1,440 = **$4,320** (All Cash).</w:t>
       </w:r>
     </w:p>
     <w:p>
@@ -751,17 +762,23 @@
         <w:t>Potential Return on Investment (ROI) Projections:</w:t>
       </w:r>
       <w:r>
-        <w:br/>
-        <w:t xml:space="preserve">By increasing effective client re-engagement by just 10% (e.g., from 20% to 30% of targeted clients re-booking), All Clean Property Services can generate substantial additional revenue. If 100 clients are targeted, an additional 10 clients re-engage, leading to $1,500 in additional revenue per cycle (10 clients * $150/job). If this occurs quarterly, the </w:t>
+        <w:t xml:space="preserve"> By increasing effective client re-engagement by just 10% (e.g., from 20% to 30% of targeted clients re-booking), All Clean Property Services can generate substantial additional revenue. If 100 clients are targeted, an additional 10 clients re-engage, leading to $1,500 in additional revenue per cycle (10 clients </w:t>
       </w:r>
       <w:r>
         <w:rPr>
-          <w:b/>
+          <w:i/>
+        </w:rPr>
+        <w:t xml:space="preserve"> $150/job). If this occurs quarterly, the </w:t>
+      </w:r>
+      <w:r/>
+      <w:r>
+        <w:rPr>
+          <w:i/>
         </w:rPr>
         <w:t>Annual Additional Revenue is projected at $6,000</w:t>
       </w:r>
       <w:r>
-        <w:t>.</w:t>
+        <w:t>*.</w:t>
       </w:r>
     </w:p>
     <w:p>
@@ -773,8 +790,7 @@
         <w:t>Break-Even Analysis:</w:t>
       </w:r>
       <w:r>
-        <w:br/>
-        <w:t>Comparing the TCOs requires distinguishing between cash outlays and opportunity costs. On a pure cash-flow basis, the in-house system costs $840/year, while SaaS costs $1,440/year, meaning in-house saves $600/year in cash. However, from an economic perspective, the owner must invest 300 hours upfront ($22,500 value). To recoup this 300-hour upfront time investment using the $600/year cash savings, it would take 37.5 years.</w:t>
+        <w:t xml:space="preserve"> Comparing the TCOs requires distinguishing between cash outlays and opportunity costs. On a pure cash-flow basis, the in-house system costs $840/year, while SaaS costs $1,440/year, meaning in-house saves $600/year in cash. However, from an economic perspective, the owner must invest 300 hours upfront ($22,500 value). To recoup this 300-hour upfront time investment using the $600/year cash savings, it would take 37.5 years.</w:t>
       </w:r>
     </w:p>
     <w:p>
@@ -797,7 +813,7 @@
         <w:rPr>
           <w:color w:val="1F4E78"/>
         </w:rPr>
-        <w:t>COMPARATIVE ANALYSIS: IN-HOUSE VS. OUTSOURCED</w:t>
+        <w:t>7. COMPARATIVE ANALYSIS: IN-HOUSE VS. OUTSOURCED</w:t>
       </w:r>
     </w:p>
     <w:p>
@@ -1117,15 +1133,14 @@
     </w:tbl>
     <w:p/>
     <w:p>
-      <w:pPr>
-        <w:pStyle w:val="Heading3"/>
-      </w:pPr>
+      <w:r/>
       <w:r>
         <w:rPr>
-          <w:color w:val="1F4E78"/>
+          <w:b/>
         </w:rPr>
         <w:t>Discussion of Trade-offs:</w:t>
       </w:r>
+      <w:r/>
     </w:p>
     <w:p>
       <w:r>
@@ -1145,7 +1160,7 @@
         <w:rPr>
           <w:color w:val="1F4E78"/>
         </w:rPr>
-        <w:t>RECOMMENDATION</w:t>
+        <w:t>8. RECOMMENDATION</w:t>
       </w:r>
     </w:p>
     <w:p>
@@ -1163,50 +1178,38 @@
     <w:p>
       <w:r>
         <w:t>This recommendation is justified by several key factors:</w:t>
-        <w:br/>
-        <w:t xml:space="preserve">*   </w:t>
       </w:r>
+    </w:p>
+    <w:p>
+      <w:pPr>
+        <w:pStyle w:val="ListBullet"/>
+      </w:pPr>
       <w:r>
-        <w:rPr>
-          <w:b/>
-        </w:rPr>
-        <w:t>Superior Economic Value:</w:t>
+        <w:t>**Superior Economic Value:** The financial analysis clearly demonstrates that an outsourced solution is substantially more cost-effective when factoring in the owner's opportunity cost. Spending 300 hours to save $600/year in cash is an inefficient use of the owner's highly valuable time.</w:t>
       </w:r>
+    </w:p>
+    <w:p>
+      <w:pPr>
+        <w:pStyle w:val="ListBullet"/>
+      </w:pPr>
       <w:r>
-        <w:t xml:space="preserve"> The financial analysis clearly demonstrates that an outsourced solution is substantially more cost-effective when factoring in the owner's opportunity cost. Spending 300 hours to save $600/year in cash is an inefficient use of the owner's highly valuable time.</w:t>
-        <w:br/>
-        <w:t xml:space="preserve">*   </w:t>
+        <w:t>**Rapid Implementation:** Outsourced platforms can be set up and deployed quickly, enabling All Clean Property Services to begin retargeting clients and generating recurring revenue almost immediately, rather than enduring a lengthy development cycle.</w:t>
       </w:r>
+    </w:p>
+    <w:p>
+      <w:pPr>
+        <w:pStyle w:val="ListBullet"/>
+      </w:pPr>
       <w:r>
-        <w:rPr>
-          <w:b/>
-        </w:rPr>
-        <w:t>Rapid Implementation:</w:t>
+        <w:t>**Access to Advanced Features &amp; Expertise:** SaaS platforms offer a wealth of pre-built features, automation capabilities, and analytics that would be costly and time-consuming to replicate in-house. They also come with dedicated support and ensure compliance with evolving marketing regulations.</w:t>
       </w:r>
+    </w:p>
+    <w:p>
+      <w:pPr>
+        <w:pStyle w:val="ListBullet"/>
+      </w:pPr>
       <w:r>
-        <w:t xml:space="preserve"> Outsourced platforms can be set up and deployed quickly, enabling All Clean Property Services to begin retargeting clients and generating recurring revenue almost immediately, rather than enduring a lengthy development cycle.</w:t>
-        <w:br/>
-        <w:t xml:space="preserve">*   </w:t>
-      </w:r>
-      <w:r>
-        <w:rPr>
-          <w:b/>
-        </w:rPr>
-        <w:t>Access to Advanced Features &amp; Expertise:</w:t>
-      </w:r>
-      <w:r>
-        <w:t xml:space="preserve"> SaaS platforms offer a wealth of pre-built features, automation capabilities, and analytics that would be costly and time-consuming to replicate in-house. They also come with dedicated support and ensure compliance with evolving marketing regulations.</w:t>
-        <w:br/>
-        <w:t xml:space="preserve">*   </w:t>
-      </w:r>
-      <w:r>
-        <w:rPr>
-          <w:b/>
-        </w:rPr>
-        <w:t>Focus on Core Business:</w:t>
-      </w:r>
-      <w:r>
-        <w:t xml:space="preserve"> By outsourcing, the software developer owner can concentrate on enhancing the core booking and invoicing system, which directly supports the window and gutter cleaning services, rather than diverting resources to build and maintain a marketing technology stack.</w:t>
+        <w:t>**Focus on Core Business:** By outsourcing, the software developer owner can concentrate on enhancing the core booking and invoicing system, which directly supports the window and gutter cleaning services, rather than diverting resources to build and maintain a marketing technology stack.</w:t>
       </w:r>
     </w:p>
     <w:p>
@@ -1218,8 +1221,7 @@
         <w:t>Specific Platform Suggestions:</w:t>
       </w:r>
       <w:r>
-        <w:br/>
-        <w:t xml:space="preserve">For email marketing, consider </w:t>
+        <w:t xml:space="preserve"> For email marketing, consider </w:t>
       </w:r>
       <w:r>
         <w:rPr>
@@ -1266,17 +1268,46 @@
         </w:rPr>
         <w:t>Next Steps for Implementation:</w:t>
       </w:r>
+      <w:r/>
+    </w:p>
+    <w:p>
+      <w:pPr>
+        <w:pStyle w:val="ListNumber"/>
+      </w:pPr>
       <w:r>
-        <w:br/>
-        <w:t>1.  Research and select specific email and text marketing platforms based on detailed feature requirements and budget.</w:t>
-        <w:br/>
-        <w:t>2.  Plan data migration strategy for existing client contacts.</w:t>
-        <w:br/>
-        <w:t>3.  Design initial email and text marketing campaigns (e.g., seasonal promotions, service reminders).</w:t>
-        <w:br/>
-        <w:t>4.  Integrate selected platforms with the existing booking/invoicing system using available APIs.</w:t>
-        <w:br/>
-        <w:t>5.  Monitor campaign performance and iterate based on analytics.</w:t>
+        <w:t>Research and select specific email and text marketing platforms based on detailed feature requirements and budget.</w:t>
+      </w:r>
+    </w:p>
+    <w:p>
+      <w:pPr>
+        <w:pStyle w:val="ListNumber"/>
+      </w:pPr>
+      <w:r>
+        <w:t>Plan data migration strategy for existing client contacts.</w:t>
+      </w:r>
+    </w:p>
+    <w:p>
+      <w:pPr>
+        <w:pStyle w:val="ListNumber"/>
+      </w:pPr>
+      <w:r>
+        <w:t>Design initial email and text marketing campaigns (e.g., seasonal promotions, service reminders).</w:t>
+      </w:r>
+    </w:p>
+    <w:p>
+      <w:pPr>
+        <w:pStyle w:val="ListNumber"/>
+      </w:pPr>
+      <w:r>
+        <w:t>Integrate selected platforms with the existing booking/invoicing system using available APIs.</w:t>
+      </w:r>
+    </w:p>
+    <w:p>
+      <w:pPr>
+        <w:pStyle w:val="ListNumber"/>
+      </w:pPr>
+      <w:r>
+        <w:t>Monitor campaign performance and iterate based on analytics.</w:t>
       </w:r>
     </w:p>
     <w:p>
@@ -1287,7 +1318,7 @@
         <w:rPr>
           <w:color w:val="1F4E78"/>
         </w:rPr>
-        <w:t>CONCLUSION</w:t>
+        <w:t>9. CONCLUSION</w:t>
       </w:r>
     </w:p>
     <w:p>

--- a/recommendation_report.docx
+++ b/recommendation_report.docx
@@ -10,7 +10,7 @@
         <w:rPr>
           <w:color w:val="1F4E78"/>
         </w:rPr>
-        <w:t>Email and Text Marketing System Recommendation for All Clean Property Services</w:t>
+        <w:t>Marketing System Recommendation Report</w:t>
       </w:r>
     </w:p>
     <w:p>
@@ -26,6 +26,17 @@
       </w:r>
     </w:p>
     <w:p/>
+    <w:p>
+      <w:pPr>
+        <w:pStyle w:val="Heading1"/>
+      </w:pPr>
+      <w:r>
+        <w:rPr>
+          <w:color w:val="1F4E78"/>
+        </w:rPr>
+        <w:t>Email and Text Marketing System Recommendation for All Clean Property Services</w:t>
+      </w:r>
+    </w:p>
     <w:p>
       <w:pPr>
         <w:pStyle w:val="Heading2"/>

--- a/recommendation_report.docx
+++ b/recommendation_report.docx
@@ -10,7 +10,7 @@
         <w:rPr>
           <w:color w:val="1F4E78"/>
         </w:rPr>
-        <w:t>Marketing System Recommendation Report</w:t>
+        <w:t>Email and Text Marketing System Recommendation</w:t>
       </w:r>
     </w:p>
     <w:p>
@@ -22,7 +22,7 @@
           <w:i/>
           <w:sz w:val="20"/>
         </w:rPr>
-        <w:t>Author: CMO  |  April 17, 2026</w:t>
+        <w:t>Author: MARS OS  |  April 17, 2026</w:t>
       </w:r>
     </w:p>
     <w:p/>
